--- a/assets/roadmap_template.docx
+++ b/assets/roadmap_template.docx
@@ -42,7 +42,11 @@
         <w:sdt>
           <w:sdtPr>
             <w:rPr>
-              <w:rStyle w:val="TitleChar"/>
+              <w:rStyle w:val="PlaceholderText"/>
+              <w:rFonts w:eastAsia="Calibri"/>
+              <w:color w:val="17365D" w:themeColor="text2" w:themeShade="BF"/>
+              <w:sz w:val="80"/>
+              <w:szCs w:val="80"/>
             </w:rPr>
             <w:alias w:val="Title"/>
             <w:tag w:val=""/>
@@ -67,9 +71,13 @@
                 </w:pPr>
                 <w:r>
                   <w:rPr>
-                    <w:rStyle w:val="TitleChar"/>
+                    <w:rStyle w:val="PlaceholderText"/>
+                    <w:rFonts w:eastAsia="Calibri"/>
+                    <w:color w:val="17365D" w:themeColor="text2" w:themeShade="BF"/>
+                    <w:sz w:val="80"/>
+                    <w:szCs w:val="80"/>
                   </w:rPr>
-                  <w:t>Project Name</w:t>
+                  <w:t>Operations Transformation</w:t>
                 </w:r>
               </w:p>
             </w:tc>
@@ -122,7 +130,7 @@
                     <w:sz w:val="48"/>
                     <w:szCs w:val="48"/>
                   </w:rPr>
-                  <w:t>Document Type</w:t>
+                  <w:t>Roadmap</w:t>
                 </w:r>
               </w:p>
             </w:tc>
@@ -1103,6 +1111,7 @@
     <w:p>
       <w:pPr>
         <w:pStyle w:val="Heading1"/>
+        <w:jc w:val="left"/>
       </w:pPr>
       <w:bookmarkStart w:id="0" w:name="_Toc29201437"/>
       <w:bookmarkStart w:id="1" w:name="_Toc156991076"/>
@@ -1112,127 +1121,6 @@
       </w:r>
       <w:bookmarkEnd w:id="0"/>
       <w:bookmarkEnd w:id="1"/>
-    </w:p>
-    <w:p>
-      <w:pPr>
-        <w:pStyle w:val="Heading2"/>
-      </w:pPr>
-      <w:bookmarkStart w:id="2" w:name="_Toc29201438"/>
-      <w:bookmarkStart w:id="3" w:name="_Toc156991077"/>
-      <w:r>
-        <w:t>???</w:t>
-      </w:r>
-      <w:bookmarkEnd w:id="2"/>
-      <w:bookmarkEnd w:id="3"/>
-    </w:p>
-    <w:p>
-      <w:r>
-        <w:t xml:space="preserve">Text </w:t>
-      </w:r>
-      <w:r>
-        <w:t>here</w:t>
-      </w:r>
-    </w:p>
-    <w:p>
-      <w:pPr>
-        <w:pStyle w:val="Heading2"/>
-      </w:pPr>
-      <w:bookmarkStart w:id="4" w:name="_Toc29201439"/>
-      <w:bookmarkStart w:id="5" w:name="_Toc156991078"/>
-      <w:r>
-        <w:t>???</w:t>
-      </w:r>
-      <w:bookmarkEnd w:id="4"/>
-      <w:bookmarkEnd w:id="5"/>
-    </w:p>
-    <w:p>
-      <w:r>
-        <w:t>Text here</w:t>
-      </w:r>
-    </w:p>
-    <w:p>
-      <w:pPr>
-        <w:pStyle w:val="Heading2"/>
-      </w:pPr>
-      <w:bookmarkStart w:id="6" w:name="_Toc29201440"/>
-      <w:bookmarkStart w:id="7" w:name="_Toc156991079"/>
-      <w:r>
-        <w:t>???</w:t>
-      </w:r>
-      <w:bookmarkEnd w:id="6"/>
-      <w:bookmarkEnd w:id="7"/>
-    </w:p>
-    <w:p>
-      <w:r>
-        <w:t>Text here</w:t>
-      </w:r>
-    </w:p>
-    <w:p>
-      <w:pPr>
-        <w:pStyle w:val="Heading3"/>
-      </w:pPr>
-      <w:bookmarkStart w:id="8" w:name="_Toc29201441"/>
-      <w:bookmarkStart w:id="9" w:name="_Toc156991080"/>
-      <w:r>
-        <w:t>???</w:t>
-      </w:r>
-      <w:bookmarkEnd w:id="8"/>
-      <w:bookmarkEnd w:id="9"/>
-    </w:p>
-    <w:p>
-      <w:bookmarkStart w:id="10" w:name="_Hlk24711579"/>
-      <w:r>
-        <w:t>Text here</w:t>
-      </w:r>
-    </w:p>
-    <w:p>
-      <w:pPr>
-        <w:pStyle w:val="Heading1"/>
-        <w:rPr>
-          <w:rFonts w:eastAsia="Times New Roman"/>
-        </w:rPr>
-      </w:pPr>
-      <w:bookmarkStart w:id="11" w:name="_Toc29201442"/>
-      <w:bookmarkStart w:id="12" w:name="_Toc156991081"/>
-      <w:r>
-        <w:rPr>
-          <w:rFonts w:eastAsia="Times New Roman"/>
-        </w:rPr>
-        <w:lastRenderedPageBreak/>
-        <w:t>???</w:t>
-      </w:r>
-      <w:bookmarkEnd w:id="11"/>
-      <w:bookmarkEnd w:id="12"/>
-    </w:p>
-    <w:p>
-      <w:r>
-        <w:t>Text here</w:t>
-      </w:r>
-    </w:p>
-    <w:p>
-      <w:pPr>
-        <w:pStyle w:val="Heading2"/>
-      </w:pPr>
-      <w:bookmarkStart w:id="13" w:name="_Toc29201443"/>
-      <w:bookmarkStart w:id="14" w:name="_Toc156991082"/>
-      <w:r>
-        <w:t>???</w:t>
-      </w:r>
-      <w:bookmarkEnd w:id="13"/>
-      <w:bookmarkEnd w:id="14"/>
-    </w:p>
-    <w:p>
-      <w:pPr>
-        <w:pStyle w:val="Heading3"/>
-      </w:pPr>
-      <w:bookmarkStart w:id="15" w:name="_Toc29201444"/>
-      <w:bookmarkStart w:id="16" w:name="_Toc156991083"/>
-      <w:r>
-        <w:t>???</w:t>
-      </w:r>
-      <w:bookmarkEnd w:id="10"/>
-      <w:bookmarkEnd w:id="15"/>
-      <w:bookmarkEnd w:id="16"/>
     </w:p>
     <w:sectPr>
       <w:headerReference w:type="default" r:id="rId9"/>
@@ -1454,7 +1342,7 @@
                 <w:rStyle w:val="FooterChar"/>
                 <w:noProof/>
               </w:rPr>
-              <w:t>4</w:t>
+              <w:t>3</w:t>
             </w:r>
           </w:fldSimple>
         </w:p>
@@ -1578,7 +1466,7 @@
             <w:sz w:val="20"/>
             <w:szCs w:val="20"/>
           </w:rPr>
-          <w:t>Document Type</w:t>
+          <w:t>Roadmap</w:t>
         </w:r>
       </w:sdtContent>
     </w:sdt>
@@ -1607,7 +1495,7 @@
             <w:sz w:val="20"/>
             <w:szCs w:val="20"/>
           </w:rPr>
-          <w:t>Project Name</w:t>
+          <w:t>Operations Transformation</w:t>
         </w:r>
       </w:sdtContent>
     </w:sdt>
@@ -5097,9 +4985,15 @@
     <w:rsidRoot w:val="00C40852"/>
     <w:rsid w:val="001F0C59"/>
     <w:rsid w:val="002714A6"/>
+    <w:rsid w:val="00416F18"/>
+    <w:rsid w:val="005E1194"/>
+    <w:rsid w:val="00643469"/>
     <w:rsid w:val="00C40852"/>
+    <w:rsid w:val="00C80FDD"/>
     <w:rsid w:val="00D45064"/>
     <w:rsid w:val="00D538E7"/>
+    <w:rsid w:val="00D924DE"/>
+    <w:rsid w:val="00F31340"/>
   </w:rsids>
   <m:mathPr>
     <m:mathFont m:val="Cambria Math"/>

--- a/assets/roadmap_template.docx
+++ b/assets/roadmap_template.docx
@@ -241,7 +241,7 @@
                 <w:docPart w:val="2EA0EBBFE75B4FC1B25E8B4AF9587DCA"/>
               </w:placeholder>
               <w:dataBinding w:prefixMappings="xmlns:ns0='http://schemas.microsoft.com/office/2006/coverPageProps' " w:xpath="/ns0:CoverPageProperties[1]/ns0:PublishDate[1]" w:storeItemID="{55AF091B-3C7A-41E3-B477-F2FDAA23CFDA}"/>
-              <w:date w:fullDate="2026-04-01T00:00:00Z">
+              <w:date w:fullDate="2026-04-03T00:00:00Z">
                 <w:dateFormat w:val="M/d/yyyy"/>
                 <w:lid w:val="en-US"/>
                 <w:storeMappedDataAs w:val="dateTime"/>
@@ -255,7 +255,7 @@
                     <w:sz w:val="24"/>
                     <w:szCs w:val="24"/>
                   </w:rPr>
-                  <w:t>4/1/2026</w:t>
+                  <w:t>4/3/2026</w:t>
                 </w:r>
               </w:p>
             </w:sdtContent>
@@ -1122,6 +1122,12 @@
       <w:bookmarkEnd w:id="0"/>
       <w:bookmarkEnd w:id="1"/>
     </w:p>
+    <w:p>
+      <w:pPr>
+        <w:spacing w:after="60"/>
+        <w:jc w:val="left"/>
+      </w:pPr>
+    </w:p>
     <w:sectPr>
       <w:headerReference w:type="default" r:id="rId9"/>
       <w:footerReference w:type="default" r:id="rId10"/>
@@ -1186,7 +1192,7 @@
           <w:tag w:val=""/>
           <w:id w:val="-349489939"/>
           <w:dataBinding w:prefixMappings="xmlns:ns0='http://schemas.microsoft.com/office/2006/coverPageProps' " w:xpath="/ns0:CoverPageProperties[1]/ns0:PublishDate[1]" w:storeItemID="{55AF091B-3C7A-41E3-B477-F2FDAA23CFDA}"/>
-          <w:date w:fullDate="2026-04-01T00:00:00Z">
+          <w:date w:fullDate="2026-04-03T00:00:00Z">
             <w:dateFormat w:val="M/d/yyyy"/>
             <w:lid w:val="en-US"/>
             <w:storeMappedDataAs w:val="dateTime"/>
@@ -1208,7 +1214,7 @@
                   <w:sz w:val="18"/>
                   <w:szCs w:val="18"/>
                 </w:rPr>
-                <w:t>4/1/2026</w:t>
+                <w:t>4/3/2026</w:t>
               </w:r>
             </w:p>
           </w:tc>
@@ -4985,7 +4991,9 @@
     <w:rsidRoot w:val="00C40852"/>
     <w:rsid w:val="001F0C59"/>
     <w:rsid w:val="002714A6"/>
+    <w:rsid w:val="002E79D1"/>
     <w:rsid w:val="00416F18"/>
+    <w:rsid w:val="00493C18"/>
     <w:rsid w:val="005E1194"/>
     <w:rsid w:val="00643469"/>
     <w:rsid w:val="00C40852"/>
@@ -5762,7 +5770,7 @@
 
 <file path=customXml/item1.xml><?xml version="1.0" encoding="utf-8"?>
 <CoverPageProperties xmlns="http://schemas.microsoft.com/office/2006/coverPageProps">
-  <PublishDate>2026-04-01T00:00:00</PublishDate>
+  <PublishDate>2026-04-03T00:00:00</PublishDate>
   <Abstract/>
   <CompanyAddress/>
   <CompanyPhone/>

--- a/assets/roadmap_template.docx
+++ b/assets/roadmap_template.docx
@@ -286,8 +286,6 @@
           <w:p/>
           <w:p/>
           <w:p/>
-          <w:p/>
-          <w:p/>
         </w:tc>
       </w:tr>
       <w:tr>
@@ -326,7 +324,13 @@
       </w:sdtPr>
       <w:sdtEndPr>
         <w:rPr>
+          <w:rFonts w:cstheme="minorHAnsi"/>
+          <w:b/>
+          <w:bCs/>
+          <w:caps/>
           <w:noProof/>
+          <w:sz w:val="20"/>
+          <w:szCs w:val="20"/>
         </w:rPr>
       </w:sdtEndPr>
       <w:sdtContent>
@@ -340,8 +344,8 @@
               <w:caps w:val="0"/>
               <w:noProof/>
               <w:kern w:val="2"/>
-              <w:sz w:val="22"/>
-              <w:szCs w:val="22"/>
+              <w:sz w:val="24"/>
+              <w:szCs w:val="24"/>
               <w14:ligatures w14:val="standardContextual"/>
             </w:rPr>
           </w:pPr>
@@ -349,12 +353,12 @@
             <w:fldChar w:fldCharType="begin"/>
           </w:r>
           <w:r>
-            <w:instrText xml:space="preserve"> TOC \o "1-3" \h \z \u </w:instrText>
+            <w:instrText xml:space="preserve"> TOC \o "1-2" \h \z \u </w:instrText>
           </w:r>
           <w:r>
             <w:fldChar w:fldCharType="separate"/>
           </w:r>
-          <w:hyperlink w:anchor="_Toc156991076" w:history="1">
+          <w:hyperlink w:anchor="_Toc226122228" w:history="1">
             <w:r>
               <w:rPr>
                 <w:rStyle w:val="Hyperlink"/>
@@ -370,8 +374,8 @@
                 <w:caps w:val="0"/>
                 <w:noProof/>
                 <w:kern w:val="2"/>
-                <w:sz w:val="22"/>
-                <w:szCs w:val="22"/>
+                <w:sz w:val="24"/>
+                <w:szCs w:val="24"/>
                 <w14:ligatures w14:val="standardContextual"/>
               </w:rPr>
               <w:tab/>
@@ -402,385 +406,7 @@
                 <w:noProof/>
                 <w:webHidden/>
               </w:rPr>
-              <w:instrText xml:space="preserve"> PAGEREF _Toc156991076 \h </w:instrText>
-            </w:r>
-            <w:r>
-              <w:rPr>
-                <w:noProof/>
-                <w:webHidden/>
-              </w:rPr>
-            </w:r>
-            <w:r>
-              <w:rPr>
-                <w:noProof/>
-                <w:webHidden/>
-              </w:rPr>
-              <w:fldChar w:fldCharType="separate"/>
-            </w:r>
-            <w:r>
-              <w:rPr>
-                <w:noProof/>
-                <w:webHidden/>
-              </w:rPr>
-              <w:t>3</w:t>
-            </w:r>
-            <w:r>
-              <w:rPr>
-                <w:noProof/>
-                <w:webHidden/>
-              </w:rPr>
-              <w:fldChar w:fldCharType="end"/>
-            </w:r>
-          </w:hyperlink>
-        </w:p>
-        <w:p>
-          <w:pPr>
-            <w:pStyle w:val="TOC2"/>
-            <w:tabs>
-              <w:tab w:val="left" w:pos="880"/>
-              <w:tab w:val="right" w:leader="dot" w:pos="9350"/>
-            </w:tabs>
-            <w:rPr>
-              <w:rFonts w:asciiTheme="minorHAnsi" w:eastAsiaTheme="minorEastAsia" w:hAnsiTheme="minorHAnsi" w:cstheme="minorBidi"/>
-              <w:smallCaps w:val="0"/>
-              <w:noProof/>
-              <w:kern w:val="2"/>
-              <w:sz w:val="22"/>
-              <w:szCs w:val="22"/>
-              <w14:ligatures w14:val="standardContextual"/>
-            </w:rPr>
-          </w:pPr>
-          <w:hyperlink w:anchor="_Toc156991077" w:history="1">
-            <w:r>
-              <w:rPr>
-                <w:rStyle w:val="Hyperlink"/>
-                <w:noProof/>
-              </w:rPr>
-              <w:t>1.1</w:t>
-            </w:r>
-            <w:r>
-              <w:rPr>
-                <w:rFonts w:asciiTheme="minorHAnsi" w:eastAsiaTheme="minorEastAsia" w:hAnsiTheme="minorHAnsi" w:cstheme="minorBidi"/>
-                <w:smallCaps w:val="0"/>
-                <w:noProof/>
-                <w:kern w:val="2"/>
-                <w:sz w:val="22"/>
-                <w:szCs w:val="22"/>
-                <w14:ligatures w14:val="standardContextual"/>
-              </w:rPr>
-              <w:tab/>
-            </w:r>
-            <w:r>
-              <w:rPr>
-                <w:rStyle w:val="Hyperlink"/>
-                <w:noProof/>
-              </w:rPr>
-              <w:t>???</w:t>
-            </w:r>
-            <w:r>
-              <w:rPr>
-                <w:noProof/>
-                <w:webHidden/>
-              </w:rPr>
-              <w:tab/>
-            </w:r>
-            <w:r>
-              <w:rPr>
-                <w:noProof/>
-                <w:webHidden/>
-              </w:rPr>
-              <w:fldChar w:fldCharType="begin"/>
-            </w:r>
-            <w:r>
-              <w:rPr>
-                <w:noProof/>
-                <w:webHidden/>
-              </w:rPr>
-              <w:instrText xml:space="preserve"> PAGEREF _Toc156991077 \h </w:instrText>
-            </w:r>
-            <w:r>
-              <w:rPr>
-                <w:noProof/>
-                <w:webHidden/>
-              </w:rPr>
-            </w:r>
-            <w:r>
-              <w:rPr>
-                <w:noProof/>
-                <w:webHidden/>
-              </w:rPr>
-              <w:fldChar w:fldCharType="separate"/>
-            </w:r>
-            <w:r>
-              <w:rPr>
-                <w:noProof/>
-                <w:webHidden/>
-              </w:rPr>
-              <w:t>3</w:t>
-            </w:r>
-            <w:r>
-              <w:rPr>
-                <w:noProof/>
-                <w:webHidden/>
-              </w:rPr>
-              <w:fldChar w:fldCharType="end"/>
-            </w:r>
-          </w:hyperlink>
-        </w:p>
-        <w:p>
-          <w:pPr>
-            <w:pStyle w:val="TOC2"/>
-            <w:tabs>
-              <w:tab w:val="left" w:pos="880"/>
-              <w:tab w:val="right" w:leader="dot" w:pos="9350"/>
-            </w:tabs>
-            <w:rPr>
-              <w:rFonts w:asciiTheme="minorHAnsi" w:eastAsiaTheme="minorEastAsia" w:hAnsiTheme="minorHAnsi" w:cstheme="minorBidi"/>
-              <w:smallCaps w:val="0"/>
-              <w:noProof/>
-              <w:kern w:val="2"/>
-              <w:sz w:val="22"/>
-              <w:szCs w:val="22"/>
-              <w14:ligatures w14:val="standardContextual"/>
-            </w:rPr>
-          </w:pPr>
-          <w:hyperlink w:anchor="_Toc156991078" w:history="1">
-            <w:r>
-              <w:rPr>
-                <w:rStyle w:val="Hyperlink"/>
-                <w:noProof/>
-              </w:rPr>
-              <w:t>1.2</w:t>
-            </w:r>
-            <w:r>
-              <w:rPr>
-                <w:rFonts w:asciiTheme="minorHAnsi" w:eastAsiaTheme="minorEastAsia" w:hAnsiTheme="minorHAnsi" w:cstheme="minorBidi"/>
-                <w:smallCaps w:val="0"/>
-                <w:noProof/>
-                <w:kern w:val="2"/>
-                <w:sz w:val="22"/>
-                <w:szCs w:val="22"/>
-                <w14:ligatures w14:val="standardContextual"/>
-              </w:rPr>
-              <w:tab/>
-            </w:r>
-            <w:r>
-              <w:rPr>
-                <w:rStyle w:val="Hyperlink"/>
-                <w:noProof/>
-              </w:rPr>
-              <w:t>???</w:t>
-            </w:r>
-            <w:r>
-              <w:rPr>
-                <w:noProof/>
-                <w:webHidden/>
-              </w:rPr>
-              <w:tab/>
-            </w:r>
-            <w:r>
-              <w:rPr>
-                <w:noProof/>
-                <w:webHidden/>
-              </w:rPr>
-              <w:fldChar w:fldCharType="begin"/>
-            </w:r>
-            <w:r>
-              <w:rPr>
-                <w:noProof/>
-                <w:webHidden/>
-              </w:rPr>
-              <w:instrText xml:space="preserve"> PAGEREF _Toc156991078 \h </w:instrText>
-            </w:r>
-            <w:r>
-              <w:rPr>
-                <w:noProof/>
-                <w:webHidden/>
-              </w:rPr>
-            </w:r>
-            <w:r>
-              <w:rPr>
-                <w:noProof/>
-                <w:webHidden/>
-              </w:rPr>
-              <w:fldChar w:fldCharType="separate"/>
-            </w:r>
-            <w:r>
-              <w:rPr>
-                <w:noProof/>
-                <w:webHidden/>
-              </w:rPr>
-              <w:t>3</w:t>
-            </w:r>
-            <w:r>
-              <w:rPr>
-                <w:noProof/>
-                <w:webHidden/>
-              </w:rPr>
-              <w:fldChar w:fldCharType="end"/>
-            </w:r>
-          </w:hyperlink>
-        </w:p>
-        <w:p>
-          <w:pPr>
-            <w:pStyle w:val="TOC2"/>
-            <w:tabs>
-              <w:tab w:val="left" w:pos="880"/>
-              <w:tab w:val="right" w:leader="dot" w:pos="9350"/>
-            </w:tabs>
-            <w:rPr>
-              <w:rFonts w:asciiTheme="minorHAnsi" w:eastAsiaTheme="minorEastAsia" w:hAnsiTheme="minorHAnsi" w:cstheme="minorBidi"/>
-              <w:smallCaps w:val="0"/>
-              <w:noProof/>
-              <w:kern w:val="2"/>
-              <w:sz w:val="22"/>
-              <w:szCs w:val="22"/>
-              <w14:ligatures w14:val="standardContextual"/>
-            </w:rPr>
-          </w:pPr>
-          <w:hyperlink w:anchor="_Toc156991079" w:history="1">
-            <w:r>
-              <w:rPr>
-                <w:rStyle w:val="Hyperlink"/>
-                <w:noProof/>
-              </w:rPr>
-              <w:t>1.3</w:t>
-            </w:r>
-            <w:r>
-              <w:rPr>
-                <w:rFonts w:asciiTheme="minorHAnsi" w:eastAsiaTheme="minorEastAsia" w:hAnsiTheme="minorHAnsi" w:cstheme="minorBidi"/>
-                <w:smallCaps w:val="0"/>
-                <w:noProof/>
-                <w:kern w:val="2"/>
-                <w:sz w:val="22"/>
-                <w:szCs w:val="22"/>
-                <w14:ligatures w14:val="standardContextual"/>
-              </w:rPr>
-              <w:tab/>
-            </w:r>
-            <w:r>
-              <w:rPr>
-                <w:rStyle w:val="Hyperlink"/>
-                <w:noProof/>
-              </w:rPr>
-              <w:t>???</w:t>
-            </w:r>
-            <w:r>
-              <w:rPr>
-                <w:noProof/>
-                <w:webHidden/>
-              </w:rPr>
-              <w:tab/>
-            </w:r>
-            <w:r>
-              <w:rPr>
-                <w:noProof/>
-                <w:webHidden/>
-              </w:rPr>
-              <w:fldChar w:fldCharType="begin"/>
-            </w:r>
-            <w:r>
-              <w:rPr>
-                <w:noProof/>
-                <w:webHidden/>
-              </w:rPr>
-              <w:instrText xml:space="preserve"> PAGEREF _Toc156991079 \h </w:instrText>
-            </w:r>
-            <w:r>
-              <w:rPr>
-                <w:noProof/>
-                <w:webHidden/>
-              </w:rPr>
-            </w:r>
-            <w:r>
-              <w:rPr>
-                <w:noProof/>
-                <w:webHidden/>
-              </w:rPr>
-              <w:fldChar w:fldCharType="separate"/>
-            </w:r>
-            <w:r>
-              <w:rPr>
-                <w:noProof/>
-                <w:webHidden/>
-              </w:rPr>
-              <w:t>3</w:t>
-            </w:r>
-            <w:r>
-              <w:rPr>
-                <w:noProof/>
-                <w:webHidden/>
-              </w:rPr>
-              <w:fldChar w:fldCharType="end"/>
-            </w:r>
-          </w:hyperlink>
-        </w:p>
-        <w:p>
-          <w:pPr>
-            <w:pStyle w:val="TOC3"/>
-            <w:tabs>
-              <w:tab w:val="left" w:pos="1100"/>
-              <w:tab w:val="right" w:leader="dot" w:pos="9350"/>
-            </w:tabs>
-            <w:rPr>
-              <w:rFonts w:asciiTheme="minorHAnsi" w:eastAsiaTheme="minorEastAsia" w:hAnsiTheme="minorHAnsi" w:cstheme="minorBidi"/>
-              <w:i w:val="0"/>
-              <w:iCs w:val="0"/>
-              <w:noProof/>
-              <w:kern w:val="2"/>
-              <w:sz w:val="22"/>
-              <w:szCs w:val="22"/>
-              <w14:ligatures w14:val="standardContextual"/>
-            </w:rPr>
-          </w:pPr>
-          <w:hyperlink w:anchor="_Toc156991080" w:history="1">
-            <w:r>
-              <w:rPr>
-                <w:rStyle w:val="Hyperlink"/>
-                <w:noProof/>
-              </w:rPr>
-              <w:t>1.3.1</w:t>
-            </w:r>
-            <w:r>
-              <w:rPr>
-                <w:rFonts w:asciiTheme="minorHAnsi" w:eastAsiaTheme="minorEastAsia" w:hAnsiTheme="minorHAnsi" w:cstheme="minorBidi"/>
-                <w:i w:val="0"/>
-                <w:iCs w:val="0"/>
-                <w:noProof/>
-                <w:kern w:val="2"/>
-                <w:sz w:val="22"/>
-                <w:szCs w:val="22"/>
-                <w14:ligatures w14:val="standardContextual"/>
-              </w:rPr>
-              <w:tab/>
-            </w:r>
-            <w:r>
-              <w:rPr>
-                <w:rStyle w:val="Hyperlink"/>
-                <w:noProof/>
-              </w:rPr>
-              <w:t>???</w:t>
-            </w:r>
-            <w:r>
-              <w:rPr>
-                <w:noProof/>
-                <w:webHidden/>
-              </w:rPr>
-              <w:tab/>
-            </w:r>
-            <w:r>
-              <w:rPr>
-                <w:noProof/>
-                <w:webHidden/>
-              </w:rPr>
-              <w:fldChar w:fldCharType="begin"/>
-            </w:r>
-            <w:r>
-              <w:rPr>
-                <w:noProof/>
-                <w:webHidden/>
-              </w:rPr>
-              <w:instrText xml:space="preserve"> PAGEREF _Toc156991080 \h </w:instrText>
+              <w:instrText xml:space="preserve"> PAGEREF _Toc226122228 \h </w:instrText>
             </w:r>
             <w:r>
               <w:rPr>
@@ -814,294 +440,8 @@
         <w:p>
           <w:pPr>
             <w:pStyle w:val="TOC1"/>
-            <w:rPr>
-              <w:rFonts w:asciiTheme="minorHAnsi" w:eastAsiaTheme="minorEastAsia" w:hAnsiTheme="minorHAnsi" w:cstheme="minorBidi"/>
-              <w:b w:val="0"/>
-              <w:bCs w:val="0"/>
-              <w:caps w:val="0"/>
-              <w:noProof/>
-              <w:kern w:val="2"/>
-              <w:sz w:val="22"/>
-              <w:szCs w:val="22"/>
-              <w14:ligatures w14:val="standardContextual"/>
-            </w:rPr>
           </w:pPr>
-          <w:hyperlink w:anchor="_Toc156991081" w:history="1">
-            <w:r>
-              <w:rPr>
-                <w:rStyle w:val="Hyperlink"/>
-                <w:noProof/>
-              </w:rPr>
-              <w:t>2</w:t>
-            </w:r>
-            <w:r>
-              <w:rPr>
-                <w:rFonts w:asciiTheme="minorHAnsi" w:eastAsiaTheme="minorEastAsia" w:hAnsiTheme="minorHAnsi" w:cstheme="minorBidi"/>
-                <w:b w:val="0"/>
-                <w:bCs w:val="0"/>
-                <w:caps w:val="0"/>
-                <w:noProof/>
-                <w:kern w:val="2"/>
-                <w:sz w:val="22"/>
-                <w:szCs w:val="22"/>
-                <w14:ligatures w14:val="standardContextual"/>
-              </w:rPr>
-              <w:tab/>
-            </w:r>
-            <w:r>
-              <w:rPr>
-                <w:rStyle w:val="Hyperlink"/>
-                <w:noProof/>
-              </w:rPr>
-              <w:t>???</w:t>
-            </w:r>
-            <w:r>
-              <w:rPr>
-                <w:noProof/>
-                <w:webHidden/>
-              </w:rPr>
-              <w:tab/>
-            </w:r>
-            <w:r>
-              <w:rPr>
-                <w:noProof/>
-                <w:webHidden/>
-              </w:rPr>
-              <w:fldChar w:fldCharType="begin"/>
-            </w:r>
-            <w:r>
-              <w:rPr>
-                <w:noProof/>
-                <w:webHidden/>
-              </w:rPr>
-              <w:instrText xml:space="preserve"> PAGEREF _Toc156991081 \h </w:instrText>
-            </w:r>
-            <w:r>
-              <w:rPr>
-                <w:noProof/>
-                <w:webHidden/>
-              </w:rPr>
-            </w:r>
-            <w:r>
-              <w:rPr>
-                <w:noProof/>
-                <w:webHidden/>
-              </w:rPr>
-              <w:fldChar w:fldCharType="separate"/>
-            </w:r>
-            <w:r>
-              <w:rPr>
-                <w:noProof/>
-                <w:webHidden/>
-              </w:rPr>
-              <w:t>4</w:t>
-            </w:r>
-            <w:r>
-              <w:rPr>
-                <w:noProof/>
-                <w:webHidden/>
-              </w:rPr>
-              <w:fldChar w:fldCharType="end"/>
-            </w:r>
-          </w:hyperlink>
-        </w:p>
-        <w:p>
-          <w:pPr>
-            <w:pStyle w:val="TOC2"/>
-            <w:tabs>
-              <w:tab w:val="left" w:pos="880"/>
-              <w:tab w:val="right" w:leader="dot" w:pos="9350"/>
-            </w:tabs>
-            <w:rPr>
-              <w:rFonts w:asciiTheme="minorHAnsi" w:eastAsiaTheme="minorEastAsia" w:hAnsiTheme="minorHAnsi" w:cstheme="minorBidi"/>
-              <w:smallCaps w:val="0"/>
-              <w:noProof/>
-              <w:kern w:val="2"/>
-              <w:sz w:val="22"/>
-              <w:szCs w:val="22"/>
-              <w14:ligatures w14:val="standardContextual"/>
-            </w:rPr>
-          </w:pPr>
-          <w:hyperlink w:anchor="_Toc156991082" w:history="1">
-            <w:r>
-              <w:rPr>
-                <w:rStyle w:val="Hyperlink"/>
-                <w:noProof/>
-              </w:rPr>
-              <w:t>2.1</w:t>
-            </w:r>
-            <w:r>
-              <w:rPr>
-                <w:rFonts w:asciiTheme="minorHAnsi" w:eastAsiaTheme="minorEastAsia" w:hAnsiTheme="minorHAnsi" w:cstheme="minorBidi"/>
-                <w:smallCaps w:val="0"/>
-                <w:noProof/>
-                <w:kern w:val="2"/>
-                <w:sz w:val="22"/>
-                <w:szCs w:val="22"/>
-                <w14:ligatures w14:val="standardContextual"/>
-              </w:rPr>
-              <w:tab/>
-            </w:r>
-            <w:r>
-              <w:rPr>
-                <w:rStyle w:val="Hyperlink"/>
-                <w:noProof/>
-              </w:rPr>
-              <w:t>???</w:t>
-            </w:r>
-            <w:r>
-              <w:rPr>
-                <w:noProof/>
-                <w:webHidden/>
-              </w:rPr>
-              <w:tab/>
-            </w:r>
-            <w:r>
-              <w:rPr>
-                <w:noProof/>
-                <w:webHidden/>
-              </w:rPr>
-              <w:fldChar w:fldCharType="begin"/>
-            </w:r>
-            <w:r>
-              <w:rPr>
-                <w:noProof/>
-                <w:webHidden/>
-              </w:rPr>
-              <w:instrText xml:space="preserve"> PAGEREF _Toc156991082 \h </w:instrText>
-            </w:r>
-            <w:r>
-              <w:rPr>
-                <w:noProof/>
-                <w:webHidden/>
-              </w:rPr>
-            </w:r>
-            <w:r>
-              <w:rPr>
-                <w:noProof/>
-                <w:webHidden/>
-              </w:rPr>
-              <w:fldChar w:fldCharType="separate"/>
-            </w:r>
-            <w:r>
-              <w:rPr>
-                <w:noProof/>
-                <w:webHidden/>
-              </w:rPr>
-              <w:t>4</w:t>
-            </w:r>
-            <w:r>
-              <w:rPr>
-                <w:noProof/>
-                <w:webHidden/>
-              </w:rPr>
-              <w:fldChar w:fldCharType="end"/>
-            </w:r>
-          </w:hyperlink>
-        </w:p>
-        <w:p>
-          <w:pPr>
-            <w:pStyle w:val="TOC3"/>
-            <w:tabs>
-              <w:tab w:val="left" w:pos="1100"/>
-              <w:tab w:val="right" w:leader="dot" w:pos="9350"/>
-            </w:tabs>
-            <w:rPr>
-              <w:rFonts w:asciiTheme="minorHAnsi" w:eastAsiaTheme="minorEastAsia" w:hAnsiTheme="minorHAnsi" w:cstheme="minorBidi"/>
-              <w:i w:val="0"/>
-              <w:iCs w:val="0"/>
-              <w:noProof/>
-              <w:kern w:val="2"/>
-              <w:sz w:val="22"/>
-              <w:szCs w:val="22"/>
-              <w14:ligatures w14:val="standardContextual"/>
-            </w:rPr>
-          </w:pPr>
-          <w:hyperlink w:anchor="_Toc156991083" w:history="1">
-            <w:r>
-              <w:rPr>
-                <w:rStyle w:val="Hyperlink"/>
-                <w:noProof/>
-              </w:rPr>
-              <w:t>2.1.1</w:t>
-            </w:r>
-            <w:r>
-              <w:rPr>
-                <w:rFonts w:asciiTheme="minorHAnsi" w:eastAsiaTheme="minorEastAsia" w:hAnsiTheme="minorHAnsi" w:cstheme="minorBidi"/>
-                <w:i w:val="0"/>
-                <w:iCs w:val="0"/>
-                <w:noProof/>
-                <w:kern w:val="2"/>
-                <w:sz w:val="22"/>
-                <w:szCs w:val="22"/>
-                <w14:ligatures w14:val="standardContextual"/>
-              </w:rPr>
-              <w:tab/>
-            </w:r>
-            <w:r>
-              <w:rPr>
-                <w:rStyle w:val="Hyperlink"/>
-                <w:noProof/>
-              </w:rPr>
-              <w:t>???</w:t>
-            </w:r>
-            <w:r>
-              <w:rPr>
-                <w:noProof/>
-                <w:webHidden/>
-              </w:rPr>
-              <w:tab/>
-            </w:r>
-            <w:r>
-              <w:rPr>
-                <w:noProof/>
-                <w:webHidden/>
-              </w:rPr>
-              <w:fldChar w:fldCharType="begin"/>
-            </w:r>
-            <w:r>
-              <w:rPr>
-                <w:noProof/>
-                <w:webHidden/>
-              </w:rPr>
-              <w:instrText xml:space="preserve"> PAGEREF _Toc156991083 \h </w:instrText>
-            </w:r>
-            <w:r>
-              <w:rPr>
-                <w:noProof/>
-                <w:webHidden/>
-              </w:rPr>
-            </w:r>
-            <w:r>
-              <w:rPr>
-                <w:noProof/>
-                <w:webHidden/>
-              </w:rPr>
-              <w:fldChar w:fldCharType="separate"/>
-            </w:r>
-            <w:r>
-              <w:rPr>
-                <w:noProof/>
-                <w:webHidden/>
-              </w:rPr>
-              <w:t>4</w:t>
-            </w:r>
-            <w:r>
-              <w:rPr>
-                <w:noProof/>
-                <w:webHidden/>
-              </w:rPr>
-              <w:fldChar w:fldCharType="end"/>
-            </w:r>
-          </w:hyperlink>
-        </w:p>
-        <w:p>
           <w:r>
-            <w:rPr>
-              <w:b/>
-              <w:bCs/>
-              <w:noProof/>
-            </w:rPr>
             <w:fldChar w:fldCharType="end"/>
           </w:r>
         </w:p>
@@ -1114,7 +454,7 @@
         <w:jc w:val="left"/>
       </w:pPr>
       <w:bookmarkStart w:id="0" w:name="_Toc29201437"/>
-      <w:bookmarkStart w:id="1" w:name="_Toc156991076"/>
+      <w:bookmarkStart w:id="1" w:name="_Toc226122228"/>
       <w:r>
         <w:lastRenderedPageBreak/>
         <w:t>???</w:t>
@@ -4992,7 +4332,9 @@
     <w:rsid w:val="001F0C59"/>
     <w:rsid w:val="002714A6"/>
     <w:rsid w:val="002E79D1"/>
+    <w:rsid w:val="002F6AD3"/>
     <w:rsid w:val="00416F18"/>
+    <w:rsid w:val="00490059"/>
     <w:rsid w:val="00493C18"/>
     <w:rsid w:val="005E1194"/>
     <w:rsid w:val="00643469"/>
@@ -5001,6 +4343,8 @@
     <w:rsid w:val="00D45064"/>
     <w:rsid w:val="00D538E7"/>
     <w:rsid w:val="00D924DE"/>
+    <w:rsid w:val="00DF10AF"/>
+    <w:rsid w:val="00E41951"/>
     <w:rsid w:val="00F31340"/>
   </w:rsids>
   <m:mathPr>

--- a/assets/roadmap_template.docx
+++ b/assets/roadmap_template.docx
@@ -506,7 +506,7 @@
   <w:tbl>
     <w:tblPr>
       <w:tblStyle w:val="TableGrid"/>
-      <w:tblW w:w="9270" w:type="dxa"/>
+      <w:tblW w:w="9450" w:type="dxa"/>
       <w:tblBorders>
         <w:left w:val="none" w:sz="0" w:space="0" w:color="auto"/>
         <w:bottom w:val="none" w:sz="0" w:space="0" w:color="auto"/>
@@ -516,8 +516,8 @@
       <w:tblLook w:val="04A0" w:firstRow="1" w:lastRow="0" w:firstColumn="1" w:lastColumn="0" w:noHBand="0" w:noVBand="1"/>
     </w:tblPr>
     <w:tblGrid>
-      <w:gridCol w:w="3600"/>
-      <w:gridCol w:w="4230"/>
+      <w:gridCol w:w="3150"/>
+      <w:gridCol w:w="4860"/>
       <w:gridCol w:w="1440"/>
     </w:tblGrid>
     <w:tr>
@@ -542,7 +542,7 @@
         <w:sdtContent>
           <w:tc>
             <w:tcPr>
-              <w:tcW w:w="3600" w:type="dxa"/>
+              <w:tcW w:w="3150" w:type="dxa"/>
             </w:tcPr>
             <w:p>
               <w:pPr>
@@ -562,7 +562,7 @@
       </w:sdt>
       <w:tc>
         <w:tcPr>
-          <w:tcW w:w="4230" w:type="dxa"/>
+          <w:tcW w:w="4860" w:type="dxa"/>
         </w:tcPr>
         <w:p>
           <w:pPr>
@@ -4336,7 +4336,9 @@
     <w:rsid w:val="00416F18"/>
     <w:rsid w:val="00490059"/>
     <w:rsid w:val="00493C18"/>
+    <w:rsid w:val="005C66A8"/>
     <w:rsid w:val="005E1194"/>
+    <w:rsid w:val="005E5ACE"/>
     <w:rsid w:val="00643469"/>
     <w:rsid w:val="00C40852"/>
     <w:rsid w:val="00C80FDD"/>

--- a/assets/roadmap_template.docx
+++ b/assets/roadmap_template.docx
@@ -7,13 +7,56 @@
     <w:p/>
     <w:p/>
     <w:p/>
-    <w:p/>
+    <w:p>
+      <w:r>
+        <w:tab/>
+      </w:r>
+      <w:r>
+        <w:tab/>
+      </w:r>
+      <w:r>
+        <w:tab/>
+      </w:r>
+      <w:r>
+        <w:tab/>
+      </w:r>
+      <w:r>
+        <w:tab/>
+      </w:r>
+      <w:r>
+        <w:tab/>
+      </w:r>
+      <w:r>
+        <w:tab/>
+      </w:r>
+      <w:r>
+        <w:tab/>
+      </w:r>
+      <w:r>
+        <w:tab/>
+      </w:r>
+      <w:r>
+        <w:tab/>
+      </w:r>
+      <w:r>
+        <w:tab/>
+      </w:r>
+      <w:r>
+        <w:tab/>
+      </w:r>
+      <w:r>
+        <w:tab/>
+      </w:r>
+      <w:r>
+        <w:tab/>
+      </w:r>
+    </w:p>
     <w:p/>
     <w:p/>
     <w:tbl>
       <w:tblPr>
         <w:tblStyle w:val="TableGrid"/>
-        <w:tblW w:w="10439" w:type="dxa"/>
+        <w:tblW w:w="10422" w:type="dxa"/>
         <w:tblInd w:w="-702" w:type="dxa"/>
         <w:tblBorders>
           <w:top w:val="none" w:sz="0" w:space="0" w:color="auto"/>
@@ -26,33 +69,27 @@
         <w:tblLook w:val="04A0" w:firstRow="1" w:lastRow="0" w:firstColumn="1" w:lastColumn="0" w:noHBand="0" w:noVBand="1"/>
       </w:tblPr>
       <w:tblGrid>
-        <w:gridCol w:w="3631"/>
         <w:gridCol w:w="6808"/>
+        <w:gridCol w:w="3614"/>
       </w:tblGrid>
       <w:tr>
         <w:trPr>
-          <w:trHeight w:val="992"/>
+          <w:trHeight w:val="639"/>
         </w:trPr>
-        <w:tc>
-          <w:tcPr>
-            <w:tcW w:w="3631" w:type="dxa"/>
-          </w:tcPr>
-          <w:p/>
-        </w:tc>
         <w:sdt>
           <w:sdtPr>
             <w:rPr>
               <w:rStyle w:val="PlaceholderText"/>
               <w:rFonts w:eastAsia="Calibri"/>
               <w:color w:val="17365D" w:themeColor="text2" w:themeShade="BF"/>
-              <w:sz w:val="80"/>
-              <w:szCs w:val="80"/>
+              <w:sz w:val="66"/>
+              <w:szCs w:val="66"/>
             </w:rPr>
             <w:alias w:val="Title"/>
             <w:tag w:val=""/>
             <w:id w:val="2051254804"/>
             <w:placeholder>
-              <w:docPart w:val="4876AEE091864D07B0209A180E3EF148"/>
+              <w:docPart w:val="89619A13105944D4BE613CC322F410AA"/>
             </w:placeholder>
             <w:dataBinding w:prefixMappings="xmlns:ns0='http://purl.org/dc/elements/1.1/' xmlns:ns1='http://schemas.openxmlformats.org/package/2006/metadata/core-properties' " w:xpath="/ns1:coreProperties[1]/ns0:title[1]" w:storeItemID="{6C3C8BC8-F283-45AE-878A-BAB7291924A1}"/>
             <w:text/>
@@ -60,13 +97,18 @@
           <w:sdtContent>
             <w:tc>
               <w:tcPr>
-                <w:tcW w:w="6808" w:type="dxa"/>
+                <w:tcW w:w="10422" w:type="dxa"/>
+                <w:gridSpan w:val="2"/>
               </w:tcPr>
               <w:p>
                 <w:pPr>
+                  <w:ind w:left="600"/>
+                  <w:jc w:val="left"/>
                   <w:rPr>
                     <w:rFonts w:ascii="Segoe UI" w:hAnsi="Segoe UI" w:cs="Segoe UI"/>
                     <w:color w:val="8B9B2E"/>
+                    <w:sz w:val="66"/>
+                    <w:szCs w:val="66"/>
                   </w:rPr>
                 </w:pPr>
                 <w:r>
@@ -74,10 +116,10 @@
                     <w:rStyle w:val="PlaceholderText"/>
                     <w:rFonts w:eastAsia="Calibri"/>
                     <w:color w:val="17365D" w:themeColor="text2" w:themeShade="BF"/>
-                    <w:sz w:val="80"/>
-                    <w:szCs w:val="80"/>
+                    <w:sz w:val="66"/>
+                    <w:szCs w:val="66"/>
                   </w:rPr>
-                  <w:t>Operations Transformation</w:t>
+                  <w:t>Operations Performance Diagnostic</w:t>
                 </w:r>
               </w:p>
             </w:tc>
@@ -86,14 +128,8 @@
       </w:tr>
       <w:tr>
         <w:trPr>
-          <w:trHeight w:val="595"/>
+          <w:trHeight w:val="783"/>
         </w:trPr>
-        <w:tc>
-          <w:tcPr>
-            <w:tcW w:w="3631" w:type="dxa"/>
-          </w:tcPr>
-          <w:p/>
-        </w:tc>
         <w:sdt>
           <w:sdtPr>
             <w:rPr>
@@ -106,7 +142,7 @@
             <w:tag w:val=""/>
             <w:id w:val="1647393117"/>
             <w:placeholder>
-              <w:docPart w:val="30155035142C4B9E9897DE6873995332"/>
+              <w:docPart w:val="B494B5461FB640998F6CE8D6986FA49F"/>
             </w:placeholder>
             <w:dataBinding w:prefixMappings="xmlns:ns0='http://purl.org/dc/elements/1.1/' xmlns:ns1='http://schemas.openxmlformats.org/package/2006/metadata/core-properties' " w:xpath="/ns1:coreProperties[1]/ns0:subject[1]" w:storeItemID="{6C3C8BC8-F283-45AE-878A-BAB7291924A1}"/>
             <w:text/>
@@ -114,10 +150,13 @@
           <w:sdtContent>
             <w:tc>
               <w:tcPr>
-                <w:tcW w:w="6808" w:type="dxa"/>
+                <w:tcW w:w="10422" w:type="dxa"/>
+                <w:gridSpan w:val="2"/>
               </w:tcPr>
               <w:p>
                 <w:pPr>
+                  <w:ind w:left="600"/>
+                  <w:jc w:val="left"/>
                   <w:rPr>
                     <w:rFonts w:ascii="Segoe UI" w:hAnsi="Segoe UI" w:cs="Segoe UI"/>
                     <w:color w:val="0055A5"/>
@@ -130,7 +169,7 @@
                     <w:sz w:val="48"/>
                     <w:szCs w:val="48"/>
                   </w:rPr>
-                  <w:t>Roadmap</w:t>
+                  <w:t>Economic Findings &amp; Transformation Roadmap</w:t>
                 </w:r>
               </w:p>
             </w:tc>
@@ -139,33 +178,21 @@
       </w:tr>
       <w:tr>
         <w:trPr>
+          <w:gridAfter w:val="1"/>
+          <w:wAfter w:w="3614" w:type="dxa"/>
           <w:trHeight w:val="549"/>
         </w:trPr>
-        <w:tc>
-          <w:tcPr>
-            <w:tcW w:w="3631" w:type="dxa"/>
-          </w:tcPr>
-          <w:p/>
-        </w:tc>
         <w:tc>
           <w:tcPr>
             <w:tcW w:w="6808" w:type="dxa"/>
           </w:tcPr>
           <w:p>
             <w:pPr>
+              <w:ind w:left="600"/>
               <w:rPr>
                 <w:rFonts w:ascii="Segoe UI" w:hAnsi="Segoe UI" w:cs="Segoe UI"/>
               </w:rPr>
             </w:pPr>
-            <w:r>
-              <w:rPr>
-                <w:rFonts w:eastAsia="Calibri"/>
-                <w:color w:val="17365D" w:themeColor="text2" w:themeShade="BF"/>
-                <w:sz w:val="44"/>
-                <w:szCs w:val="44"/>
-              </w:rPr>
-              <w:t xml:space="preserve">For </w:t>
-            </w:r>
             <w:sdt>
               <w:sdtPr>
                 <w:rPr>
@@ -178,7 +205,7 @@
                 <w:tag w:val=""/>
                 <w:id w:val="-1288974942"/>
                 <w:placeholder>
-                  <w:docPart w:val="65BF866CE0804FCC88B09287C05D020A"/>
+                  <w:docPart w:val="267F6C46D7624E4980F4F3562D759FAF"/>
                 </w:placeholder>
                 <w:dataBinding w:prefixMappings="xmlns:ns0='http://schemas.openxmlformats.org/officeDocument/2006/extended-properties' " w:xpath="/ns0:Properties[1]/ns0:Company[1]" w:storeItemID="{6668398D-A668-4E3E-A5EB-62B293D839F1}"/>
                 <w:text/>
@@ -200,34 +227,94 @@
       </w:tr>
       <w:tr>
         <w:trPr>
+          <w:gridAfter w:val="1"/>
+          <w:wAfter w:w="3614" w:type="dxa"/>
           <w:trHeight w:val="4670"/>
         </w:trPr>
         <w:tc>
           <w:tcPr>
-            <w:tcW w:w="3631" w:type="dxa"/>
-          </w:tcPr>
-          <w:p/>
-        </w:tc>
-        <w:tc>
-          <w:tcPr>
             <w:tcW w:w="6808" w:type="dxa"/>
           </w:tcPr>
-          <w:p/>
-          <w:p/>
-          <w:p/>
-          <w:p/>
-          <w:p/>
-          <w:p/>
-          <w:p/>
-          <w:p/>
-          <w:p/>
-          <w:p/>
-          <w:p/>
-          <w:p/>
-          <w:p/>
-          <w:p/>
-          <w:p/>
-          <w:p/>
+          <w:p>
+            <w:pPr>
+              <w:ind w:left="676"/>
+            </w:pPr>
+          </w:p>
+          <w:p>
+            <w:pPr>
+              <w:ind w:left="676"/>
+            </w:pPr>
+          </w:p>
+          <w:p>
+            <w:pPr>
+              <w:ind w:left="676"/>
+            </w:pPr>
+          </w:p>
+          <w:p>
+            <w:pPr>
+              <w:ind w:left="676"/>
+            </w:pPr>
+          </w:p>
+          <w:p>
+            <w:pPr>
+              <w:ind w:left="676"/>
+            </w:pPr>
+          </w:p>
+          <w:p>
+            <w:pPr>
+              <w:ind w:left="676"/>
+            </w:pPr>
+          </w:p>
+          <w:p>
+            <w:pPr>
+              <w:ind w:left="676"/>
+            </w:pPr>
+          </w:p>
+          <w:p>
+            <w:pPr>
+              <w:ind w:left="676"/>
+            </w:pPr>
+          </w:p>
+          <w:p>
+            <w:pPr>
+              <w:ind w:left="676"/>
+            </w:pPr>
+          </w:p>
+          <w:p>
+            <w:pPr>
+              <w:ind w:left="676"/>
+            </w:pPr>
+          </w:p>
+          <w:p>
+            <w:pPr>
+              <w:ind w:left="676"/>
+            </w:pPr>
+          </w:p>
+          <w:p>
+            <w:pPr>
+              <w:ind w:left="676"/>
+            </w:pPr>
+          </w:p>
+          <w:p>
+            <w:pPr>
+              <w:ind w:left="676"/>
+            </w:pPr>
+          </w:p>
+          <w:p>
+            <w:pPr>
+              <w:ind w:left="676"/>
+            </w:pPr>
+          </w:p>
+          <w:p>
+            <w:pPr>
+              <w:ind w:left="676"/>
+            </w:pPr>
+          </w:p>
+          <w:p>
+            <w:pPr>
+              <w:ind w:left="676"/>
+            </w:pPr>
+          </w:p>
           <w:sdt>
             <w:sdtPr>
               <w:rPr>
@@ -238,7 +325,7 @@
               <w:tag w:val=""/>
               <w:id w:val="-633254972"/>
               <w:placeholder>
-                <w:docPart w:val="2EA0EBBFE75B4FC1B25E8B4AF9587DCA"/>
+                <w:docPart w:val="233EE8DC6DF04F278E1721531BF41F73"/>
               </w:placeholder>
               <w:dataBinding w:prefixMappings="xmlns:ns0='http://schemas.microsoft.com/office/2006/coverPageProps' " w:xpath="/ns0:CoverPageProperties[1]/ns0:PublishDate[1]" w:storeItemID="{55AF091B-3C7A-41E3-B477-F2FDAA23CFDA}"/>
               <w:date w:fullDate="2026-04-03T00:00:00Z">
@@ -250,6 +337,9 @@
             </w:sdtPr>
             <w:sdtContent>
               <w:p>
+                <w:pPr>
+                  <w:ind w:left="676"/>
+                </w:pPr>
                 <w:r>
                   <w:rPr>
                     <w:sz w:val="24"/>
@@ -264,30 +354,96 @@
       </w:tr>
       <w:tr>
         <w:trPr>
+          <w:gridAfter w:val="1"/>
+          <w:wAfter w:w="3614" w:type="dxa"/>
           <w:trHeight w:val="2457"/>
         </w:trPr>
         <w:tc>
           <w:tcPr>
-            <w:tcW w:w="3631" w:type="dxa"/>
-          </w:tcPr>
-          <w:p/>
-        </w:tc>
-        <w:tc>
-          <w:tcPr>
             <w:tcW w:w="6808" w:type="dxa"/>
           </w:tcPr>
-          <w:p/>
-          <w:p/>
-          <w:p/>
-          <w:p/>
-          <w:p/>
-          <w:p/>
-          <w:p/>
-          <w:p/>
-          <w:p/>
-          <w:p/>
+          <w:p>
+            <w:pPr>
+              <w:spacing w:before="120" w:after="240"/>
+              <w:ind w:left="677"/>
+            </w:pPr>
+            <w:r>
+              <w:t>Victor Richardson</w:t>
+            </w:r>
+          </w:p>
+          <w:p>
+            <w:pPr>
+              <w:spacing w:after="120"/>
+              <w:ind w:left="677"/>
+            </w:pPr>
+            <w:r>
+              <w:rPr>
+                <w:color w:val="787878"/>
+                <w:sz w:val="20"/>
+              </w:rPr>
+              <w:t>Confidential — For internal use only</w:t>
+            </w:r>
+          </w:p>
+          <w:p>
+            <w:pPr>
+              <w:ind w:left="676"/>
+            </w:pPr>
+          </w:p>
+          <w:p>
+            <w:pPr>
+              <w:ind w:left="676"/>
+            </w:pPr>
+          </w:p>
+          <w:p>
+            <w:pPr>
+              <w:ind w:left="676"/>
+            </w:pPr>
+          </w:p>
+          <w:p>
+            <w:pPr>
+              <w:ind w:left="676"/>
+            </w:pPr>
+          </w:p>
+          <w:p>
+            <w:pPr>
+              <w:ind w:left="676"/>
+            </w:pPr>
+          </w:p>
         </w:tc>
       </w:tr>
+    </w:tbl>
+    <w:p>
+      <w:pPr>
+        <w:sectPr>
+          <w:headerReference w:type="default" r:id="rId9"/>
+          <w:headerReference w:type="first" r:id="rId10"/>
+          <w:footerReference w:type="first" r:id="rId11"/>
+          <w:pgSz w:w="12240" w:h="15840"/>
+          <w:pgMar w:top="1440" w:right="1440" w:bottom="1440" w:left="1440" w:header="720" w:footer="720" w:gutter="0"/>
+          <w:cols w:space="720"/>
+          <w:docGrid w:linePitch="360"/>
+        </w:sectPr>
+      </w:pPr>
+    </w:p>
+    <w:tbl>
+      <w:tblPr>
+        <w:tblStyle w:val="TableGrid"/>
+        <w:tblW w:w="10439" w:type="dxa"/>
+        <w:tblInd w:w="-702" w:type="dxa"/>
+        <w:tblBorders>
+          <w:top w:val="none" w:sz="0" w:space="0" w:color="auto"/>
+          <w:left w:val="none" w:sz="0" w:space="0" w:color="auto"/>
+          <w:bottom w:val="none" w:sz="0" w:space="0" w:color="auto"/>
+          <w:right w:val="none" w:sz="0" w:space="0" w:color="auto"/>
+          <w:insideH w:val="none" w:sz="0" w:space="0" w:color="auto"/>
+          <w:insideV w:val="none" w:sz="0" w:space="0" w:color="auto"/>
+        </w:tblBorders>
+        <w:tblLook w:val="04A0" w:firstRow="1" w:lastRow="0" w:firstColumn="1" w:lastColumn="0" w:noHBand="0" w:noVBand="1"/>
+      </w:tblPr>
+      <w:tblGrid>
+        <w:gridCol w:w="3631"/>
+        <w:gridCol w:w="6808"/>
+      </w:tblGrid>
       <w:tr>
         <w:trPr>
           <w:trHeight w:val="274"/>
@@ -358,7 +514,7 @@
           <w:r>
             <w:fldChar w:fldCharType="separate"/>
           </w:r>
-          <w:hyperlink w:anchor="_Toc226122228" w:history="1">
+          <w:hyperlink w:anchor="_Toc226210068" w:history="1">
             <w:r>
               <w:rPr>
                 <w:rStyle w:val="Hyperlink"/>
@@ -385,7 +541,7 @@
                 <w:rStyle w:val="Hyperlink"/>
                 <w:noProof/>
               </w:rPr>
-              <w:t>???</w:t>
+              <w:t>Executive Summary</w:t>
             </w:r>
             <w:r>
               <w:rPr>
@@ -406,7 +562,7 @@
                 <w:noProof/>
                 <w:webHidden/>
               </w:rPr>
-              <w:instrText xml:space="preserve"> PAGEREF _Toc226122228 \h </w:instrText>
+              <w:instrText xml:space="preserve"> PAGEREF _Toc226210068 \h </w:instrText>
             </w:r>
             <w:r>
               <w:rPr>
@@ -447,20 +603,29 @@
         </w:p>
       </w:sdtContent>
     </w:sdt>
-    <w:p/>
+    <w:p>
+      <w:pPr>
+        <w:sectPr>
+          <w:headerReference w:type="first" r:id="rId12"/>
+          <w:pgSz w:w="12240" w:h="15840"/>
+          <w:pgMar w:top="1440" w:right="1440" w:bottom="1440" w:left="1440" w:header="720" w:footer="720" w:gutter="0"/>
+          <w:cols w:space="720"/>
+          <w:titlePg/>
+          <w:docGrid w:linePitch="360"/>
+        </w:sectPr>
+      </w:pPr>
+    </w:p>
     <w:p>
       <w:pPr>
         <w:pStyle w:val="Heading1"/>
         <w:jc w:val="left"/>
       </w:pPr>
-      <w:bookmarkStart w:id="0" w:name="_Toc29201437"/>
-      <w:bookmarkStart w:id="1" w:name="_Toc226122228"/>
+      <w:bookmarkStart w:id="0" w:name="_Toc226210068"/>
       <w:r>
         <w:lastRenderedPageBreak/>
-        <w:t>???</w:t>
+        <w:t>Executive Summary</w:t>
       </w:r>
       <w:bookmarkEnd w:id="0"/>
-      <w:bookmarkEnd w:id="1"/>
     </w:p>
     <w:p>
       <w:pPr>
@@ -469,9 +634,7 @@
       </w:pPr>
     </w:p>
     <w:sectPr>
-      <w:headerReference w:type="default" r:id="rId9"/>
-      <w:footerReference w:type="default" r:id="rId10"/>
-      <w:headerReference w:type="first" r:id="rId11"/>
+      <w:headerReference w:type="first" r:id="rId13"/>
       <w:pgSz w:w="12240" w:h="15840"/>
       <w:pgMar w:top="1440" w:right="1440" w:bottom="1440" w:left="1440" w:header="720" w:footer="720" w:gutter="0"/>
       <w:cols w:space="720"/>
@@ -503,204 +666,130 @@
 
 <file path=word/footer1.xml><?xml version="1.0" encoding="utf-8"?>
 <w:ftr xmlns:wpc="http://schemas.microsoft.com/office/word/2010/wordprocessingCanvas" xmlns:cx="http://schemas.microsoft.com/office/drawing/2014/chartex" xmlns:cx1="http://schemas.microsoft.com/office/drawing/2015/9/8/chartex" xmlns:cx2="http://schemas.microsoft.com/office/drawing/2015/10/21/chartex" xmlns:cx3="http://schemas.microsoft.com/office/drawing/2016/5/9/chartex" xmlns:cx4="http://schemas.microsoft.com/office/drawing/2016/5/10/chartex" xmlns:cx5="http://schemas.microsoft.com/office/drawing/2016/5/11/chartex" xmlns:cx6="http://schemas.microsoft.com/office/drawing/2016/5/12/chartex" xmlns:cx7="http://schemas.microsoft.com/office/drawing/2016/5/13/chartex" xmlns:cx8="http://schemas.microsoft.com/office/drawing/2016/5/14/chartex" xmlns:mc="http://schemas.openxmlformats.org/markup-compatibility/2006" xmlns:aink="http://schemas.microsoft.com/office/drawing/2016/ink" xmlns:am3d="http://schemas.microsoft.com/office/drawing/2017/model3d" xmlns:o="urn:schemas-microsoft-com:office:office" xmlns:oel="http://schemas.microsoft.com/office/2019/extlst" xmlns:r="http://schemas.openxmlformats.org/officeDocument/2006/relationships" xmlns:m="http://schemas.openxmlformats.org/officeDocument/2006/math" xmlns:v="urn:schemas-microsoft-com:vml" xmlns:wp14="http://schemas.microsoft.com/office/word/2010/wordprocessingDrawing" xmlns:wp="http://schemas.openxmlformats.org/drawingml/2006/wordprocessingDrawing" xmlns:w10="urn:schemas-microsoft-com:office:word" xmlns:w="http://schemas.openxmlformats.org/wordprocessingml/2006/main" xmlns:w14="http://schemas.microsoft.com/office/word/2010/wordml" xmlns:w15="http://schemas.microsoft.com/office/word/2012/wordml" xmlns:w16cex="http://schemas.microsoft.com/office/word/2018/wordml/cex" xmlns:w16cid="http://schemas.microsoft.com/office/word/2016/wordml/cid" xmlns:w16="http://schemas.microsoft.com/office/word/2018/wordml" xmlns:w16du="http://schemas.microsoft.com/office/word/2023/wordml/word16du" xmlns:w16sdtdh="http://schemas.microsoft.com/office/word/2020/wordml/sdtdatahash" xmlns:w16sdtfl="http://schemas.microsoft.com/office/word/2024/wordml/sdtformatlock" xmlns:w16se="http://schemas.microsoft.com/office/word/2015/wordml/symex" xmlns:wpg="http://schemas.microsoft.com/office/word/2010/wordprocessingGroup" xmlns:wpi="http://schemas.microsoft.com/office/word/2010/wordprocessingInk" xmlns:wne="http://schemas.microsoft.com/office/word/2006/wordml" xmlns:wps="http://schemas.microsoft.com/office/word/2010/wordprocessingShape" mc:Ignorable="w14 w15 w16se w16cid w16 w16cex w16sdtdh w16sdtfl w16du wp14">
-  <w:tbl>
-    <w:tblPr>
-      <w:tblStyle w:val="TableGrid"/>
-      <w:tblW w:w="9450" w:type="dxa"/>
-      <w:tblBorders>
-        <w:left w:val="none" w:sz="0" w:space="0" w:color="auto"/>
-        <w:bottom w:val="none" w:sz="0" w:space="0" w:color="auto"/>
-        <w:right w:val="none" w:sz="0" w:space="0" w:color="auto"/>
-        <w:insideV w:val="none" w:sz="0" w:space="0" w:color="auto"/>
-      </w:tblBorders>
-      <w:tblLook w:val="04A0" w:firstRow="1" w:lastRow="0" w:firstColumn="1" w:lastColumn="0" w:noHBand="0" w:noVBand="1"/>
-    </w:tblPr>
-    <w:tblGrid>
-      <w:gridCol w:w="3150"/>
-      <w:gridCol w:w="4860"/>
-      <w:gridCol w:w="1440"/>
-    </w:tblGrid>
-    <w:tr>
+  <w:sdt>
+    <w:sdtPr>
+      <w:id w:val="1255399122"/>
+      <w:docPartObj>
+        <w:docPartGallery w:val="Page Numbers (Bottom of Page)"/>
+        <w:docPartUnique/>
+      </w:docPartObj>
+    </w:sdtPr>
+    <w:sdtContent>
       <w:sdt>
         <w:sdtPr>
-          <w:rPr>
-            <w:rStyle w:val="FooterChar"/>
-            <w:sz w:val="18"/>
-            <w:szCs w:val="18"/>
-          </w:rPr>
-          <w:alias w:val="Publish Date"/>
-          <w:tag w:val=""/>
-          <w:id w:val="-349489939"/>
-          <w:dataBinding w:prefixMappings="xmlns:ns0='http://schemas.microsoft.com/office/2006/coverPageProps' " w:xpath="/ns0:CoverPageProperties[1]/ns0:PublishDate[1]" w:storeItemID="{55AF091B-3C7A-41E3-B477-F2FDAA23CFDA}"/>
-          <w:date w:fullDate="2026-04-03T00:00:00Z">
-            <w:dateFormat w:val="M/d/yyyy"/>
-            <w:lid w:val="en-US"/>
-            <w:storeMappedDataAs w:val="dateTime"/>
-            <w:calendar w:val="gregorian"/>
-          </w:date>
+          <w:id w:val="-1769616900"/>
+          <w:docPartObj>
+            <w:docPartGallery w:val="Page Numbers (Top of Page)"/>
+            <w:docPartUnique/>
+          </w:docPartObj>
         </w:sdtPr>
         <w:sdtContent>
-          <w:tc>
-            <w:tcPr>
-              <w:tcW w:w="3150" w:type="dxa"/>
-            </w:tcPr>
-            <w:p>
-              <w:pPr>
-                <w:pStyle w:val="Footer"/>
-              </w:pPr>
-              <w:r>
-                <w:rPr>
-                  <w:rStyle w:val="FooterChar"/>
-                  <w:sz w:val="18"/>
-                  <w:szCs w:val="18"/>
-                </w:rPr>
-                <w:t>4/3/2026</w:t>
-              </w:r>
-            </w:p>
-          </w:tc>
+          <w:p>
+            <w:pPr>
+              <w:pStyle w:val="Footer"/>
+              <w:tabs>
+                <w:tab w:val="clear" w:pos="4680"/>
+                <w:tab w:val="left" w:pos="3420"/>
+              </w:tabs>
+            </w:pPr>
+            <w:r>
+              <w:t xml:space="preserve">TunTech LLC | Confidential </w:t>
+            </w:r>
+            <w:r>
+              <w:tab/>
+            </w:r>
+            <w:r>
+              <w:t>Operational Performance Diagnostic</w:t>
+            </w:r>
+            <w:r>
+              <w:tab/>
+              <w:t xml:space="preserve">Page </w:t>
+            </w:r>
+            <w:r>
+              <w:rPr>
+                <w:sz w:val="24"/>
+                <w:szCs w:val="24"/>
+              </w:rPr>
+              <w:fldChar w:fldCharType="begin"/>
+            </w:r>
+            <w:r>
+              <w:instrText xml:space="preserve"> PAGE </w:instrText>
+            </w:r>
+            <w:r>
+              <w:rPr>
+                <w:sz w:val="24"/>
+                <w:szCs w:val="24"/>
+              </w:rPr>
+              <w:fldChar w:fldCharType="separate"/>
+            </w:r>
+            <w:r>
+              <w:rPr>
+                <w:noProof/>
+              </w:rPr>
+              <w:t>2</w:t>
+            </w:r>
+            <w:r>
+              <w:rPr>
+                <w:sz w:val="24"/>
+                <w:szCs w:val="24"/>
+              </w:rPr>
+              <w:fldChar w:fldCharType="end"/>
+            </w:r>
+            <w:r>
+              <w:t xml:space="preserve"> of </w:t>
+            </w:r>
+            <w:r>
+              <w:rPr>
+                <w:b/>
+                <w:bCs/>
+                <w:sz w:val="24"/>
+                <w:szCs w:val="24"/>
+              </w:rPr>
+              <w:fldChar w:fldCharType="begin"/>
+            </w:r>
+            <w:r>
+              <w:rPr>
+                <w:b/>
+                <w:bCs/>
+              </w:rPr>
+              <w:instrText xml:space="preserve"> NUMPAGES  </w:instrText>
+            </w:r>
+            <w:r>
+              <w:rPr>
+                <w:b/>
+                <w:bCs/>
+                <w:sz w:val="24"/>
+                <w:szCs w:val="24"/>
+              </w:rPr>
+              <w:fldChar w:fldCharType="separate"/>
+            </w:r>
+            <w:r>
+              <w:rPr>
+                <w:b/>
+                <w:bCs/>
+                <w:noProof/>
+              </w:rPr>
+              <w:t>2</w:t>
+            </w:r>
+            <w:r>
+              <w:rPr>
+                <w:b/>
+                <w:bCs/>
+                <w:sz w:val="24"/>
+                <w:szCs w:val="24"/>
+              </w:rPr>
+              <w:fldChar w:fldCharType="end"/>
+            </w:r>
+          </w:p>
         </w:sdtContent>
       </w:sdt>
-      <w:tc>
-        <w:tcPr>
-          <w:tcW w:w="4860" w:type="dxa"/>
-        </w:tcPr>
-        <w:p>
-          <w:pPr>
-            <w:pStyle w:val="Footer"/>
-            <w:rPr>
-              <w:rStyle w:val="FooterChar"/>
-              <w:sz w:val="18"/>
-              <w:szCs w:val="18"/>
-            </w:rPr>
-          </w:pPr>
-          <w:r>
-            <w:rPr>
-              <w:sz w:val="18"/>
-              <w:szCs w:val="18"/>
-            </w:rPr>
-            <w:fldChar w:fldCharType="begin"/>
-          </w:r>
-          <w:r>
-            <w:rPr>
-              <w:sz w:val="18"/>
-              <w:szCs w:val="18"/>
-            </w:rPr>
-            <w:instrText xml:space="preserve"> FILENAME   \* MERGEFORMAT </w:instrText>
-          </w:r>
-          <w:r>
-            <w:rPr>
-              <w:sz w:val="18"/>
-              <w:szCs w:val="18"/>
-            </w:rPr>
-            <w:fldChar w:fldCharType="separate"/>
-          </w:r>
-          <w:r>
-            <w:rPr>
-              <w:noProof/>
-              <w:sz w:val="18"/>
-              <w:szCs w:val="18"/>
-            </w:rPr>
-            <w:t>Document1</w:t>
-          </w:r>
-          <w:r>
-            <w:rPr>
-              <w:noProof/>
-              <w:sz w:val="18"/>
-              <w:szCs w:val="18"/>
-            </w:rPr>
-            <w:fldChar w:fldCharType="end"/>
-          </w:r>
-        </w:p>
-      </w:tc>
-      <w:tc>
-        <w:tcPr>
-          <w:tcW w:w="1440" w:type="dxa"/>
-        </w:tcPr>
-        <w:p>
-          <w:pPr>
-            <w:pStyle w:val="Footer"/>
-            <w:rPr>
-              <w:rStyle w:val="FooterChar"/>
-              <w:sz w:val="18"/>
-              <w:szCs w:val="18"/>
-            </w:rPr>
-          </w:pPr>
-          <w:r>
-            <w:rPr>
-              <w:rStyle w:val="FooterChar"/>
-              <w:sz w:val="18"/>
-              <w:szCs w:val="18"/>
-            </w:rPr>
-            <w:t xml:space="preserve">Page </w:t>
-          </w:r>
-          <w:r>
-            <w:rPr>
-              <w:rStyle w:val="FooterChar"/>
-              <w:sz w:val="18"/>
-              <w:szCs w:val="18"/>
-            </w:rPr>
-            <w:fldChar w:fldCharType="begin"/>
-          </w:r>
-          <w:r>
-            <w:rPr>
-              <w:rStyle w:val="FooterChar"/>
-              <w:sz w:val="18"/>
-              <w:szCs w:val="18"/>
-            </w:rPr>
-            <w:instrText xml:space="preserve"> PAGE   \* MERGEFORMAT </w:instrText>
-          </w:r>
-          <w:r>
-            <w:rPr>
-              <w:rStyle w:val="FooterChar"/>
-              <w:sz w:val="18"/>
-              <w:szCs w:val="18"/>
-            </w:rPr>
-            <w:fldChar w:fldCharType="separate"/>
-          </w:r>
-          <w:r>
-            <w:rPr>
-              <w:rStyle w:val="FooterChar"/>
-              <w:noProof/>
-              <w:sz w:val="18"/>
-              <w:szCs w:val="18"/>
-            </w:rPr>
-            <w:t>3</w:t>
-          </w:r>
-          <w:r>
-            <w:rPr>
-              <w:rStyle w:val="FooterChar"/>
-              <w:sz w:val="18"/>
-              <w:szCs w:val="18"/>
-            </w:rPr>
-            <w:fldChar w:fldCharType="end"/>
-          </w:r>
-          <w:r>
-            <w:rPr>
-              <w:rStyle w:val="FooterChar"/>
-              <w:sz w:val="18"/>
-              <w:szCs w:val="18"/>
-            </w:rPr>
-            <w:t xml:space="preserve"> of </w:t>
-          </w:r>
-          <w:fldSimple w:instr=" SECTIONPAGES   \* MERGEFORMAT ">
-            <w:r>
-              <w:rPr>
-                <w:rStyle w:val="FooterChar"/>
-                <w:noProof/>
-              </w:rPr>
-              <w:t>3</w:t>
-            </w:r>
-          </w:fldSimple>
-        </w:p>
-      </w:tc>
-    </w:tr>
-  </w:tbl>
+    </w:sdtContent>
+  </w:sdt>
   <w:p>
     <w:pPr>
       <w:pStyle w:val="Footer"/>
     </w:pPr>
   </w:p>
-  <w:p/>
 </w:ftr>
 </file>
 
@@ -728,123 +817,65 @@
   <w:p>
     <w:pPr>
       <w:pStyle w:val="Header"/>
+      <w:jc w:val="left"/>
       <w:rPr>
         <w:sz w:val="20"/>
         <w:szCs w:val="20"/>
       </w:rPr>
     </w:pPr>
     <w:r>
-      <w:tab/>
+      <w:rPr>
+        <w:noProof/>
+      </w:rPr>
+      <w:drawing>
+        <wp:inline distT="0" distB="0" distL="0" distR="0" wp14:anchorId="617CCFA1" wp14:editId="394702C8">
+          <wp:extent cx="1073888" cy="1073888"/>
+          <wp:effectExtent l="0" t="0" r="0" b="0"/>
+          <wp:docPr id="1593187723" name="Picture 1" descr="A black and white logo&#10;&#10;Description automatically generated"/>
+          <wp:cNvGraphicFramePr>
+            <a:graphicFrameLocks xmlns:a="http://schemas.openxmlformats.org/drawingml/2006/main" noChangeAspect="1"/>
+          </wp:cNvGraphicFramePr>
+          <a:graphic xmlns:a="http://schemas.openxmlformats.org/drawingml/2006/main">
+            <a:graphicData uri="http://schemas.openxmlformats.org/drawingml/2006/picture">
+              <pic:pic xmlns:pic="http://schemas.openxmlformats.org/drawingml/2006/picture">
+                <pic:nvPicPr>
+                  <pic:cNvPr id="1646534715" name="Picture 1" descr="A black and white logo&#10;&#10;Description automatically generated"/>
+                  <pic:cNvPicPr>
+                    <a:picLocks noChangeAspect="1" noChangeArrowheads="1"/>
+                  </pic:cNvPicPr>
+                </pic:nvPicPr>
+                <pic:blipFill>
+                  <a:blip r:embed="rId1">
+                    <a:extLst>
+                      <a:ext uri="{28A0092B-C50C-407E-A947-70E740481C1C}">
+                        <a14:useLocalDpi xmlns:a14="http://schemas.microsoft.com/office/drawing/2010/main" val="0"/>
+                      </a:ext>
+                    </a:extLst>
+                  </a:blip>
+                  <a:srcRect/>
+                  <a:stretch>
+                    <a:fillRect/>
+                  </a:stretch>
+                </pic:blipFill>
+                <pic:spPr bwMode="auto">
+                  <a:xfrm>
+                    <a:off x="0" y="0"/>
+                    <a:ext cx="1075731" cy="1075731"/>
+                  </a:xfrm>
+                  <a:prstGeom prst="rect">
+                    <a:avLst/>
+                  </a:prstGeom>
+                  <a:noFill/>
+                  <a:ln>
+                    <a:noFill/>
+                  </a:ln>
+                </pic:spPr>
+              </pic:pic>
+            </a:graphicData>
+          </a:graphic>
+        </wp:inline>
+      </w:drawing>
     </w:r>
-    <w:r>
-      <w:tab/>
-    </w:r>
-    <w:sdt>
-      <w:sdtPr>
-        <w:rPr>
-          <w:sz w:val="20"/>
-          <w:szCs w:val="20"/>
-        </w:rPr>
-        <w:alias w:val="Company"/>
-        <w:tag w:val=""/>
-        <w:id w:val="313222233"/>
-        <w:dataBinding w:prefixMappings="xmlns:ns0='http://schemas.openxmlformats.org/officeDocument/2006/extended-properties' " w:xpath="/ns0:Properties[1]/ns0:Company[1]" w:storeItemID="{6668398D-A668-4E3E-A5EB-62B293D839F1}"/>
-        <w:text/>
-      </w:sdtPr>
-      <w:sdtContent>
-        <w:r>
-          <w:rPr>
-            <w:sz w:val="20"/>
-            <w:szCs w:val="20"/>
-          </w:rPr>
-          <w:t>&lt;Client Name&gt;</w:t>
-        </w:r>
-      </w:sdtContent>
-    </w:sdt>
-    <w:r>
-      <w:rPr>
-        <w:rFonts w:ascii="Verdana" w:hAnsi="Verdana"/>
-        <w:noProof/>
-        <w:color w:val="333333"/>
-        <w:sz w:val="20"/>
-        <w:szCs w:val="20"/>
-      </w:rPr>
-      <w:t xml:space="preserve"> </w:t>
-    </w:r>
-  </w:p>
-  <w:p>
-    <w:pPr>
-      <w:pStyle w:val="Header"/>
-      <w:rPr>
-        <w:sz w:val="20"/>
-        <w:szCs w:val="20"/>
-      </w:rPr>
-    </w:pPr>
-    <w:r>
-      <w:rPr>
-        <w:sz w:val="20"/>
-        <w:szCs w:val="20"/>
-      </w:rPr>
-      <w:tab/>
-    </w:r>
-    <w:r>
-      <w:rPr>
-        <w:sz w:val="20"/>
-        <w:szCs w:val="20"/>
-      </w:rPr>
-      <w:tab/>
-    </w:r>
-    <w:sdt>
-      <w:sdtPr>
-        <w:rPr>
-          <w:sz w:val="20"/>
-          <w:szCs w:val="20"/>
-        </w:rPr>
-        <w:alias w:val="Subject"/>
-        <w:tag w:val=""/>
-        <w:id w:val="-254364492"/>
-        <w:dataBinding w:prefixMappings="xmlns:ns0='http://purl.org/dc/elements/1.1/' xmlns:ns1='http://schemas.openxmlformats.org/package/2006/metadata/core-properties' " w:xpath="/ns1:coreProperties[1]/ns0:subject[1]" w:storeItemID="{6C3C8BC8-F283-45AE-878A-BAB7291924A1}"/>
-        <w:text/>
-      </w:sdtPr>
-      <w:sdtContent>
-        <w:r>
-          <w:rPr>
-            <w:sz w:val="20"/>
-            <w:szCs w:val="20"/>
-          </w:rPr>
-          <w:t>Roadmap</w:t>
-        </w:r>
-      </w:sdtContent>
-    </w:sdt>
-    <w:r>
-      <w:rPr>
-        <w:sz w:val="20"/>
-        <w:szCs w:val="20"/>
-      </w:rPr>
-      <w:t xml:space="preserve"> for </w:t>
-    </w:r>
-    <w:sdt>
-      <w:sdtPr>
-        <w:rPr>
-          <w:sz w:val="20"/>
-          <w:szCs w:val="20"/>
-        </w:rPr>
-        <w:alias w:val="Title"/>
-        <w:tag w:val=""/>
-        <w:id w:val="-1155593454"/>
-        <w:dataBinding w:prefixMappings="xmlns:ns0='http://purl.org/dc/elements/1.1/' xmlns:ns1='http://schemas.openxmlformats.org/package/2006/metadata/core-properties' " w:xpath="/ns1:coreProperties[1]/ns0:title[1]" w:storeItemID="{6C3C8BC8-F283-45AE-878A-BAB7291924A1}"/>
-        <w:text/>
-      </w:sdtPr>
-      <w:sdtContent>
-        <w:r>
-          <w:rPr>
-            <w:sz w:val="20"/>
-            <w:szCs w:val="20"/>
-          </w:rPr>
-          <w:t>Operations Transformation</w:t>
-        </w:r>
-      </w:sdtContent>
-    </w:sdt>
   </w:p>
 </w:hdr>
 </file>
@@ -911,6 +942,89 @@
         </wp:inline>
       </w:drawing>
     </w:r>
+  </w:p>
+</w:hdr>
+</file>
+
+<file path=word/header3.xml><?xml version="1.0" encoding="utf-8"?>
+<w:hdr xmlns:wpc="http://schemas.microsoft.com/office/word/2010/wordprocessingCanvas" xmlns:cx="http://schemas.microsoft.com/office/drawing/2014/chartex" xmlns:cx1="http://schemas.microsoft.com/office/drawing/2015/9/8/chartex" xmlns:cx2="http://schemas.microsoft.com/office/drawing/2015/10/21/chartex" xmlns:cx3="http://schemas.microsoft.com/office/drawing/2016/5/9/chartex" xmlns:cx4="http://schemas.microsoft.com/office/drawing/2016/5/10/chartex" xmlns:cx5="http://schemas.microsoft.com/office/drawing/2016/5/11/chartex" xmlns:cx6="http://schemas.microsoft.com/office/drawing/2016/5/12/chartex" xmlns:cx7="http://schemas.microsoft.com/office/drawing/2016/5/13/chartex" xmlns:cx8="http://schemas.microsoft.com/office/drawing/2016/5/14/chartex" xmlns:mc="http://schemas.openxmlformats.org/markup-compatibility/2006" xmlns:aink="http://schemas.microsoft.com/office/drawing/2016/ink" xmlns:am3d="http://schemas.microsoft.com/office/drawing/2017/model3d" xmlns:o="urn:schemas-microsoft-com:office:office" xmlns:oel="http://schemas.microsoft.com/office/2019/extlst" xmlns:r="http://schemas.openxmlformats.org/officeDocument/2006/relationships" xmlns:m="http://schemas.openxmlformats.org/officeDocument/2006/math" xmlns:v="urn:schemas-microsoft-com:vml" xmlns:wp14="http://schemas.microsoft.com/office/word/2010/wordprocessingDrawing" xmlns:wp="http://schemas.openxmlformats.org/drawingml/2006/wordprocessingDrawing" xmlns:w10="urn:schemas-microsoft-com:office:word" xmlns:w="http://schemas.openxmlformats.org/wordprocessingml/2006/main" xmlns:w14="http://schemas.microsoft.com/office/word/2010/wordml" xmlns:w15="http://schemas.microsoft.com/office/word/2012/wordml" xmlns:w16cex="http://schemas.microsoft.com/office/word/2018/wordml/cex" xmlns:w16cid="http://schemas.microsoft.com/office/word/2016/wordml/cid" xmlns:w16="http://schemas.microsoft.com/office/word/2018/wordml" xmlns:w16du="http://schemas.microsoft.com/office/word/2023/wordml/word16du" xmlns:w16sdtdh="http://schemas.microsoft.com/office/word/2020/wordml/sdtdatahash" xmlns:w16sdtfl="http://schemas.microsoft.com/office/word/2024/wordml/sdtformatlock" xmlns:w16se="http://schemas.microsoft.com/office/word/2015/wordml/symex" xmlns:wpg="http://schemas.microsoft.com/office/word/2010/wordprocessingGroup" xmlns:wpi="http://schemas.microsoft.com/office/word/2010/wordprocessingInk" xmlns:wne="http://schemas.microsoft.com/office/word/2006/wordml" xmlns:wps="http://schemas.microsoft.com/office/word/2010/wordprocessingShape" mc:Ignorable="w14 w15 w16se w16cid w16 w16cex w16sdtdh w16sdtfl w16du wp14">
+  <w:p>
+    <w:pPr>
+      <w:pStyle w:val="Header"/>
+      <w:rPr>
+        <w:color w:val="808080" w:themeColor="background1" w:themeShade="80"/>
+      </w:rPr>
+    </w:pPr>
+  </w:p>
+</w:hdr>
+</file>
+
+<file path=word/header4.xml><?xml version="1.0" encoding="utf-8"?>
+<w:hdr xmlns:wpc="http://schemas.microsoft.com/office/word/2010/wordprocessingCanvas" xmlns:cx="http://schemas.microsoft.com/office/drawing/2014/chartex" xmlns:cx1="http://schemas.microsoft.com/office/drawing/2015/9/8/chartex" xmlns:cx2="http://schemas.microsoft.com/office/drawing/2015/10/21/chartex" xmlns:cx3="http://schemas.microsoft.com/office/drawing/2016/5/9/chartex" xmlns:cx4="http://schemas.microsoft.com/office/drawing/2016/5/10/chartex" xmlns:cx5="http://schemas.microsoft.com/office/drawing/2016/5/11/chartex" xmlns:cx6="http://schemas.microsoft.com/office/drawing/2016/5/12/chartex" xmlns:cx7="http://schemas.microsoft.com/office/drawing/2016/5/13/chartex" xmlns:cx8="http://schemas.microsoft.com/office/drawing/2016/5/14/chartex" xmlns:mc="http://schemas.openxmlformats.org/markup-compatibility/2006" xmlns:aink="http://schemas.microsoft.com/office/drawing/2016/ink" xmlns:am3d="http://schemas.microsoft.com/office/drawing/2017/model3d" xmlns:o="urn:schemas-microsoft-com:office:office" xmlns:oel="http://schemas.microsoft.com/office/2019/extlst" xmlns:r="http://schemas.openxmlformats.org/officeDocument/2006/relationships" xmlns:m="http://schemas.openxmlformats.org/officeDocument/2006/math" xmlns:v="urn:schemas-microsoft-com:vml" xmlns:wp14="http://schemas.microsoft.com/office/word/2010/wordprocessingDrawing" xmlns:wp="http://schemas.openxmlformats.org/drawingml/2006/wordprocessingDrawing" xmlns:w10="urn:schemas-microsoft-com:office:word" xmlns:w="http://schemas.openxmlformats.org/wordprocessingml/2006/main" xmlns:w14="http://schemas.microsoft.com/office/word/2010/wordml" xmlns:w15="http://schemas.microsoft.com/office/word/2012/wordml" xmlns:w16cex="http://schemas.microsoft.com/office/word/2018/wordml/cex" xmlns:w16cid="http://schemas.microsoft.com/office/word/2016/wordml/cid" xmlns:w16="http://schemas.microsoft.com/office/word/2018/wordml" xmlns:w16du="http://schemas.microsoft.com/office/word/2023/wordml/word16du" xmlns:w16sdtdh="http://schemas.microsoft.com/office/word/2020/wordml/sdtdatahash" xmlns:w16sdtfl="http://schemas.microsoft.com/office/word/2024/wordml/sdtformatlock" xmlns:w16se="http://schemas.microsoft.com/office/word/2015/wordml/symex" xmlns:wpg="http://schemas.microsoft.com/office/word/2010/wordprocessingGroup" xmlns:wpi="http://schemas.microsoft.com/office/word/2010/wordprocessingInk" xmlns:wne="http://schemas.microsoft.com/office/word/2006/wordml" xmlns:wps="http://schemas.microsoft.com/office/word/2010/wordprocessingShape" mc:Ignorable="w14 w15 w16se w16cid w16 w16cex w16sdtdh w16sdtfl w16du wp14">
+  <w:p>
+    <w:pPr>
+      <w:pStyle w:val="Header"/>
+      <w:rPr>
+        <w:color w:val="808080" w:themeColor="background1" w:themeShade="80"/>
+      </w:rPr>
+    </w:pPr>
+    <w:r>
+      <w:rPr>
+        <w:color w:val="808080" w:themeColor="background1" w:themeShade="80"/>
+      </w:rPr>
+      <w:fldChar w:fldCharType="begin"/>
+    </w:r>
+    <w:r>
+      <w:rPr>
+        <w:color w:val="808080" w:themeColor="background1" w:themeShade="80"/>
+      </w:rPr>
+      <w:instrText xml:space="preserve"> STYLEREF  "Heading 1,h1,Level 1 Topic Heading,H1"  \* MERGEFORMAT </w:instrText>
+    </w:r>
+    <w:r>
+      <w:rPr>
+        <w:color w:val="808080" w:themeColor="background1" w:themeShade="80"/>
+      </w:rPr>
+      <w:fldChar w:fldCharType="separate"/>
+    </w:r>
+    <w:r>
+      <w:rPr>
+        <w:noProof/>
+        <w:color w:val="808080" w:themeColor="background1" w:themeShade="80"/>
+      </w:rPr>
+      <w:t>Executive Summary</w:t>
+    </w:r>
+    <w:r>
+      <w:rPr>
+        <w:color w:val="808080" w:themeColor="background1" w:themeShade="80"/>
+      </w:rPr>
+      <w:fldChar w:fldCharType="end"/>
+    </w:r>
+    <w:r>
+      <w:rPr>
+        <w:color w:val="808080" w:themeColor="background1" w:themeShade="80"/>
+      </w:rPr>
+      <w:tab/>
+    </w:r>
+    <w:r>
+      <w:rPr>
+        <w:color w:val="808080" w:themeColor="background1" w:themeShade="80"/>
+      </w:rPr>
+      <w:tab/>
+    </w:r>
+    <w:r>
+      <w:rPr>
+        <w:color w:val="808080" w:themeColor="background1" w:themeShade="80"/>
+      </w:rPr>
+      <w:t>Operational Performance Diagnostic</w:t>
+    </w:r>
+  </w:p>
+  <w:p>
+    <w:pPr>
+      <w:pStyle w:val="Header"/>
+      <w:rPr>
+        <w:color w:val="808080" w:themeColor="background1" w:themeShade="80"/>
+      </w:rPr>
+    </w:pPr>
   </w:p>
 </w:hdr>
 </file>
@@ -4108,7 +4222,7 @@
   <w:docParts>
     <w:docPart>
       <w:docPartPr>
-        <w:name w:val="4876AEE091864D07B0209A180E3EF148"/>
+        <w:name w:val="89619A13105944D4BE613CC322F410AA"/>
         <w:category>
           <w:name w:val="General"/>
           <w:gallery w:val="placeholder"/>
@@ -4119,12 +4233,12 @@
         <w:behaviors>
           <w:behavior w:val="content"/>
         </w:behaviors>
-        <w:guid w:val="{DE417F83-98AE-4D4D-9361-B6F538853327}"/>
+        <w:guid w:val="{A2F1D2F1-4246-4AFA-B4E4-1D7BE3C2C2EE}"/>
       </w:docPartPr>
       <w:docPartBody>
         <w:p>
           <w:pPr>
-            <w:pStyle w:val="4876AEE091864D07B0209A180E3EF148"/>
+            <w:pStyle w:val="89619A13105944D4BE613CC322F410AA"/>
           </w:pPr>
           <w:r>
             <w:rPr>
@@ -4137,7 +4251,7 @@
     </w:docPart>
     <w:docPart>
       <w:docPartPr>
-        <w:name w:val="30155035142C4B9E9897DE6873995332"/>
+        <w:name w:val="B494B5461FB640998F6CE8D6986FA49F"/>
         <w:category>
           <w:name w:val="General"/>
           <w:gallery w:val="placeholder"/>
@@ -4148,12 +4262,12 @@
         <w:behaviors>
           <w:behavior w:val="content"/>
         </w:behaviors>
-        <w:guid w:val="{EFE1CC1B-9441-414B-9B23-7922BB6BDB19}"/>
+        <w:guid w:val="{FA2097F1-C682-4D0F-8EA3-ED4B15E3C082}"/>
       </w:docPartPr>
       <w:docPartBody>
         <w:p>
           <w:pPr>
-            <w:pStyle w:val="30155035142C4B9E9897DE6873995332"/>
+            <w:pStyle w:val="B494B5461FB640998F6CE8D6986FA49F"/>
           </w:pPr>
           <w:r>
             <w:rPr>
@@ -4166,7 +4280,7 @@
     </w:docPart>
     <w:docPart>
       <w:docPartPr>
-        <w:name w:val="65BF866CE0804FCC88B09287C05D020A"/>
+        <w:name w:val="267F6C46D7624E4980F4F3562D759FAF"/>
         <w:category>
           <w:name w:val="General"/>
           <w:gallery w:val="placeholder"/>
@@ -4177,12 +4291,12 @@
         <w:behaviors>
           <w:behavior w:val="content"/>
         </w:behaviors>
-        <w:guid w:val="{DBD8F4A2-007C-4DC3-8F11-56CB7143FC50}"/>
+        <w:guid w:val="{05F1F704-CC08-437D-A9B8-4E33515791BC}"/>
       </w:docPartPr>
       <w:docPartBody>
         <w:p>
           <w:pPr>
-            <w:pStyle w:val="65BF866CE0804FCC88B09287C05D020A"/>
+            <w:pStyle w:val="267F6C46D7624E4980F4F3562D759FAF"/>
           </w:pPr>
           <w:r>
             <w:rPr>
@@ -4195,7 +4309,7 @@
     </w:docPart>
     <w:docPart>
       <w:docPartPr>
-        <w:name w:val="2EA0EBBFE75B4FC1B25E8B4AF9587DCA"/>
+        <w:name w:val="233EE8DC6DF04F278E1721531BF41F73"/>
         <w:category>
           <w:name w:val="General"/>
           <w:gallery w:val="placeholder"/>
@@ -4206,12 +4320,12 @@
         <w:behaviors>
           <w:behavior w:val="content"/>
         </w:behaviors>
-        <w:guid w:val="{4C11B77B-5CFE-4CB6-BA11-9707E2DF6ED3}"/>
+        <w:guid w:val="{FBC09FA2-ED7B-40C6-AD1B-C8EF24FC2979}"/>
       </w:docPartPr>
       <w:docPartBody>
         <w:p>
           <w:pPr>
-            <w:pStyle w:val="2EA0EBBFE75B4FC1B25E8B4AF9587DCA"/>
+            <w:pStyle w:val="233EE8DC6DF04F278E1721531BF41F73"/>
           </w:pPr>
           <w:r>
             <w:rPr>
@@ -4333,21 +4447,38 @@
     <w:rsid w:val="002714A6"/>
     <w:rsid w:val="002E79D1"/>
     <w:rsid w:val="002F6AD3"/>
+    <w:rsid w:val="003617E9"/>
     <w:rsid w:val="00416F18"/>
     <w:rsid w:val="00490059"/>
     <w:rsid w:val="00493C18"/>
+    <w:rsid w:val="004A7DD0"/>
+    <w:rsid w:val="004D2F7E"/>
+    <w:rsid w:val="004E59D5"/>
+    <w:rsid w:val="004F2ECE"/>
     <w:rsid w:val="005C66A8"/>
     <w:rsid w:val="005E1194"/>
     <w:rsid w:val="005E5ACE"/>
     <w:rsid w:val="00643469"/>
+    <w:rsid w:val="0078238E"/>
+    <w:rsid w:val="00850EC3"/>
+    <w:rsid w:val="009116AE"/>
+    <w:rsid w:val="00B4740E"/>
+    <w:rsid w:val="00B731ED"/>
+    <w:rsid w:val="00B808F8"/>
+    <w:rsid w:val="00C17C03"/>
     <w:rsid w:val="00C40852"/>
     <w:rsid w:val="00C80FDD"/>
     <w:rsid w:val="00D45064"/>
     <w:rsid w:val="00D538E7"/>
+    <w:rsid w:val="00D900DE"/>
     <w:rsid w:val="00D924DE"/>
+    <w:rsid w:val="00DA5A2F"/>
     <w:rsid w:val="00DF10AF"/>
     <w:rsid w:val="00E41951"/>
+    <w:rsid w:val="00EA1CFA"/>
+    <w:rsid w:val="00F00744"/>
     <w:rsid w:val="00F31340"/>
+    <w:rsid w:val="00F71D1D"/>
   </w:rsids>
   <m:mathPr>
     <m:mathFont m:val="Cambria Math"/>
@@ -4803,21 +4934,26 @@
     <w:basedOn w:val="DefaultParagraphFont"/>
     <w:uiPriority w:val="99"/>
     <w:semiHidden/>
+    <w:rsid w:val="00850EC3"/>
     <w:rPr>
       <w:color w:val="808080"/>
     </w:rPr>
   </w:style>
-  <w:style w:type="paragraph" w:customStyle="1" w:styleId="4876AEE091864D07B0209A180E3EF148">
-    <w:name w:val="4876AEE091864D07B0209A180E3EF148"/>
-  </w:style>
-  <w:style w:type="paragraph" w:customStyle="1" w:styleId="30155035142C4B9E9897DE6873995332">
-    <w:name w:val="30155035142C4B9E9897DE6873995332"/>
-  </w:style>
-  <w:style w:type="paragraph" w:customStyle="1" w:styleId="65BF866CE0804FCC88B09287C05D020A">
-    <w:name w:val="65BF866CE0804FCC88B09287C05D020A"/>
-  </w:style>
-  <w:style w:type="paragraph" w:customStyle="1" w:styleId="2EA0EBBFE75B4FC1B25E8B4AF9587DCA">
-    <w:name w:val="2EA0EBBFE75B4FC1B25E8B4AF9587DCA"/>
+  <w:style w:type="paragraph" w:customStyle="1" w:styleId="89619A13105944D4BE613CC322F410AA">
+    <w:name w:val="89619A13105944D4BE613CC322F410AA"/>
+    <w:rsid w:val="00F71D1D"/>
+  </w:style>
+  <w:style w:type="paragraph" w:customStyle="1" w:styleId="B494B5461FB640998F6CE8D6986FA49F">
+    <w:name w:val="B494B5461FB640998F6CE8D6986FA49F"/>
+    <w:rsid w:val="00F71D1D"/>
+  </w:style>
+  <w:style w:type="paragraph" w:customStyle="1" w:styleId="267F6C46D7624E4980F4F3562D759FAF">
+    <w:name w:val="267F6C46D7624E4980F4F3562D759FAF"/>
+    <w:rsid w:val="00F71D1D"/>
+  </w:style>
+  <w:style w:type="paragraph" w:customStyle="1" w:styleId="233EE8DC6DF04F278E1721531BF41F73">
+    <w:name w:val="233EE8DC6DF04F278E1721531BF41F73"/>
+    <w:rsid w:val="00850EC3"/>
   </w:style>
 </w:styles>
 </file>

--- a/assets/roadmap_template.docx
+++ b/assets/roadmap_template.docx
@@ -514,7 +514,7 @@
           <w:r>
             <w:fldChar w:fldCharType="separate"/>
           </w:r>
-          <w:hyperlink w:anchor="_Toc226210068" w:history="1">
+          <w:hyperlink w:anchor="_Toc226215592" w:history="1">
             <w:r>
               <w:rPr>
                 <w:rStyle w:val="Hyperlink"/>
@@ -541,7 +541,7 @@
                 <w:rStyle w:val="Hyperlink"/>
                 <w:noProof/>
               </w:rPr>
-              <w:t>Executive Summary</w:t>
+              <w:t>???</w:t>
             </w:r>
             <w:r>
               <w:rPr>
@@ -562,7 +562,7 @@
                 <w:noProof/>
                 <w:webHidden/>
               </w:rPr>
-              <w:instrText xml:space="preserve"> PAGEREF _Toc226210068 \h </w:instrText>
+              <w:instrText xml:space="preserve"> PAGEREF _Toc226215592 \h </w:instrText>
             </w:r>
             <w:r>
               <w:rPr>
@@ -618,23 +618,18 @@
     <w:p>
       <w:pPr>
         <w:pStyle w:val="Heading1"/>
-        <w:jc w:val="left"/>
-      </w:pPr>
-      <w:bookmarkStart w:id="0" w:name="_Toc226210068"/>
+      </w:pPr>
+      <w:bookmarkStart w:id="0" w:name="_Toc226215592"/>
       <w:r>
         <w:lastRenderedPageBreak/>
-        <w:t>Executive Summary</w:t>
+        <w:t>???</w:t>
       </w:r>
       <w:bookmarkEnd w:id="0"/>
     </w:p>
-    <w:p>
-      <w:pPr>
-        <w:spacing w:after="60"/>
-        <w:jc w:val="left"/>
-      </w:pPr>
-    </w:p>
     <w:sectPr>
-      <w:headerReference w:type="first" r:id="rId13"/>
+      <w:headerReference w:type="default" r:id="rId13"/>
+      <w:footerReference w:type="default" r:id="rId14"/>
+      <w:headerReference w:type="first" r:id="rId15"/>
       <w:pgSz w:w="12240" w:h="15840"/>
       <w:pgMar w:top="1440" w:right="1440" w:bottom="1440" w:left="1440" w:header="720" w:footer="720" w:gutter="0"/>
       <w:cols w:space="720"/>
@@ -793,6 +788,132 @@
 </w:ftr>
 </file>
 
+<file path=word/footer2.xml><?xml version="1.0" encoding="utf-8"?>
+<w:ftr xmlns:wpc="http://schemas.microsoft.com/office/word/2010/wordprocessingCanvas" xmlns:cx="http://schemas.microsoft.com/office/drawing/2014/chartex" xmlns:cx1="http://schemas.microsoft.com/office/drawing/2015/9/8/chartex" xmlns:cx2="http://schemas.microsoft.com/office/drawing/2015/10/21/chartex" xmlns:cx3="http://schemas.microsoft.com/office/drawing/2016/5/9/chartex" xmlns:cx4="http://schemas.microsoft.com/office/drawing/2016/5/10/chartex" xmlns:cx5="http://schemas.microsoft.com/office/drawing/2016/5/11/chartex" xmlns:cx6="http://schemas.microsoft.com/office/drawing/2016/5/12/chartex" xmlns:cx7="http://schemas.microsoft.com/office/drawing/2016/5/13/chartex" xmlns:cx8="http://schemas.microsoft.com/office/drawing/2016/5/14/chartex" xmlns:mc="http://schemas.openxmlformats.org/markup-compatibility/2006" xmlns:aink="http://schemas.microsoft.com/office/drawing/2016/ink" xmlns:am3d="http://schemas.microsoft.com/office/drawing/2017/model3d" xmlns:o="urn:schemas-microsoft-com:office:office" xmlns:oel="http://schemas.microsoft.com/office/2019/extlst" xmlns:r="http://schemas.openxmlformats.org/officeDocument/2006/relationships" xmlns:m="http://schemas.openxmlformats.org/officeDocument/2006/math" xmlns:v="urn:schemas-microsoft-com:vml" xmlns:wp14="http://schemas.microsoft.com/office/word/2010/wordprocessingDrawing" xmlns:wp="http://schemas.openxmlformats.org/drawingml/2006/wordprocessingDrawing" xmlns:w10="urn:schemas-microsoft-com:office:word" xmlns:w="http://schemas.openxmlformats.org/wordprocessingml/2006/main" xmlns:w14="http://schemas.microsoft.com/office/word/2010/wordml" xmlns:w15="http://schemas.microsoft.com/office/word/2012/wordml" xmlns:w16cex="http://schemas.microsoft.com/office/word/2018/wordml/cex" xmlns:w16cid="http://schemas.microsoft.com/office/word/2016/wordml/cid" xmlns:w16="http://schemas.microsoft.com/office/word/2018/wordml" xmlns:w16du="http://schemas.microsoft.com/office/word/2023/wordml/word16du" xmlns:w16sdtdh="http://schemas.microsoft.com/office/word/2020/wordml/sdtdatahash" xmlns:w16sdtfl="http://schemas.microsoft.com/office/word/2024/wordml/sdtformatlock" xmlns:w16se="http://schemas.microsoft.com/office/word/2015/wordml/symex" xmlns:wpg="http://schemas.microsoft.com/office/word/2010/wordprocessingGroup" xmlns:wpi="http://schemas.microsoft.com/office/word/2010/wordprocessingInk" xmlns:wne="http://schemas.microsoft.com/office/word/2006/wordml" xmlns:wps="http://schemas.microsoft.com/office/word/2010/wordprocessingShape" mc:Ignorable="w14 w15 w16se w16cid w16 w16cex w16sdtdh w16sdtfl w16du wp14">
+  <w:sdt>
+    <w:sdtPr>
+      <w:id w:val="2128196675"/>
+      <w:docPartObj>
+        <w:docPartGallery w:val="Page Numbers (Bottom of Page)"/>
+        <w:docPartUnique/>
+      </w:docPartObj>
+    </w:sdtPr>
+    <w:sdtContent>
+      <w:sdt>
+        <w:sdtPr>
+          <w:id w:val="-1077508866"/>
+          <w:docPartObj>
+            <w:docPartGallery w:val="Page Numbers (Top of Page)"/>
+            <w:docPartUnique/>
+          </w:docPartObj>
+        </w:sdtPr>
+        <w:sdtContent>
+          <w:p>
+            <w:pPr>
+              <w:pStyle w:val="Footer"/>
+              <w:tabs>
+                <w:tab w:val="clear" w:pos="4680"/>
+                <w:tab w:val="left" w:pos="3420"/>
+              </w:tabs>
+            </w:pPr>
+            <w:r>
+              <w:t xml:space="preserve">TunTech LLC | Confidential </w:t>
+            </w:r>
+            <w:r>
+              <w:tab/>
+            </w:r>
+            <w:r>
+              <w:t>Operational Performance Diagnostic</w:t>
+            </w:r>
+            <w:r>
+              <w:tab/>
+              <w:t xml:space="preserve">Page </w:t>
+            </w:r>
+            <w:r>
+              <w:rPr>
+                <w:sz w:val="24"/>
+                <w:szCs w:val="24"/>
+              </w:rPr>
+              <w:fldChar w:fldCharType="begin"/>
+            </w:r>
+            <w:r>
+              <w:instrText xml:space="preserve"> PAGE </w:instrText>
+            </w:r>
+            <w:r>
+              <w:rPr>
+                <w:sz w:val="24"/>
+                <w:szCs w:val="24"/>
+              </w:rPr>
+              <w:fldChar w:fldCharType="separate"/>
+            </w:r>
+            <w:r>
+              <w:rPr>
+                <w:sz w:val="24"/>
+                <w:szCs w:val="24"/>
+              </w:rPr>
+              <w:t>3</w:t>
+            </w:r>
+            <w:r>
+              <w:rPr>
+                <w:sz w:val="24"/>
+                <w:szCs w:val="24"/>
+              </w:rPr>
+              <w:fldChar w:fldCharType="end"/>
+            </w:r>
+            <w:r>
+              <w:t xml:space="preserve"> of </w:t>
+            </w:r>
+            <w:r>
+              <w:rPr>
+                <w:b/>
+                <w:bCs/>
+                <w:sz w:val="24"/>
+                <w:szCs w:val="24"/>
+              </w:rPr>
+              <w:fldChar w:fldCharType="begin"/>
+            </w:r>
+            <w:r>
+              <w:rPr>
+                <w:b/>
+                <w:bCs/>
+              </w:rPr>
+              <w:instrText xml:space="preserve"> NUMPAGES  </w:instrText>
+            </w:r>
+            <w:r>
+              <w:rPr>
+                <w:b/>
+                <w:bCs/>
+                <w:sz w:val="24"/>
+                <w:szCs w:val="24"/>
+              </w:rPr>
+              <w:fldChar w:fldCharType="separate"/>
+            </w:r>
+            <w:r>
+              <w:rPr>
+                <w:b/>
+                <w:bCs/>
+                <w:sz w:val="24"/>
+                <w:szCs w:val="24"/>
+              </w:rPr>
+              <w:t>4</w:t>
+            </w:r>
+            <w:r>
+              <w:rPr>
+                <w:b/>
+                <w:bCs/>
+                <w:sz w:val="24"/>
+                <w:szCs w:val="24"/>
+              </w:rPr>
+              <w:fldChar w:fldCharType="end"/>
+            </w:r>
+          </w:p>
+        </w:sdtContent>
+      </w:sdt>
+    </w:sdtContent>
+  </w:sdt>
+</w:ftr>
+</file>
+
 <file path=word/footnotes.xml><?xml version="1.0" encoding="utf-8"?>
 <w:footnotes xmlns:wpc="http://schemas.microsoft.com/office/word/2010/wordprocessingCanvas" xmlns:cx="http://schemas.microsoft.com/office/drawing/2014/chartex" xmlns:cx1="http://schemas.microsoft.com/office/drawing/2015/9/8/chartex" xmlns:cx2="http://schemas.microsoft.com/office/drawing/2015/10/21/chartex" xmlns:cx3="http://schemas.microsoft.com/office/drawing/2016/5/9/chartex" xmlns:cx4="http://schemas.microsoft.com/office/drawing/2016/5/10/chartex" xmlns:cx5="http://schemas.microsoft.com/office/drawing/2016/5/11/chartex" xmlns:cx6="http://schemas.microsoft.com/office/drawing/2016/5/12/chartex" xmlns:cx7="http://schemas.microsoft.com/office/drawing/2016/5/13/chartex" xmlns:cx8="http://schemas.microsoft.com/office/drawing/2016/5/14/chartex" xmlns:mc="http://schemas.openxmlformats.org/markup-compatibility/2006" xmlns:aink="http://schemas.microsoft.com/office/drawing/2016/ink" xmlns:am3d="http://schemas.microsoft.com/office/drawing/2017/model3d" xmlns:o="urn:schemas-microsoft-com:office:office" xmlns:oel="http://schemas.microsoft.com/office/2019/extlst" xmlns:r="http://schemas.openxmlformats.org/officeDocument/2006/relationships" xmlns:m="http://schemas.openxmlformats.org/officeDocument/2006/math" xmlns:v="urn:schemas-microsoft-com:vml" xmlns:wp14="http://schemas.microsoft.com/office/word/2010/wordprocessingDrawing" xmlns:wp="http://schemas.openxmlformats.org/drawingml/2006/wordprocessingDrawing" xmlns:w10="urn:schemas-microsoft-com:office:word" xmlns:w="http://schemas.openxmlformats.org/wordprocessingml/2006/main" xmlns:w14="http://schemas.microsoft.com/office/word/2010/wordml" xmlns:w15="http://schemas.microsoft.com/office/word/2012/wordml" xmlns:w16cex="http://schemas.microsoft.com/office/word/2018/wordml/cex" xmlns:w16cid="http://schemas.microsoft.com/office/word/2016/wordml/cid" xmlns:w16="http://schemas.microsoft.com/office/word/2018/wordml" xmlns:w16du="http://schemas.microsoft.com/office/word/2023/wordml/word16du" xmlns:w16sdtdh="http://schemas.microsoft.com/office/word/2020/wordml/sdtdatahash" xmlns:w16sdtfl="http://schemas.microsoft.com/office/word/2024/wordml/sdtformatlock" xmlns:w16se="http://schemas.microsoft.com/office/word/2015/wordml/symex" xmlns:wpg="http://schemas.microsoft.com/office/word/2010/wordprocessingGroup" xmlns:wpi="http://schemas.microsoft.com/office/word/2010/wordprocessingInk" xmlns:wne="http://schemas.microsoft.com/office/word/2006/wordml" xmlns:wps="http://schemas.microsoft.com/office/word/2010/wordprocessingShape" mc:Ignorable="w14 w15 w16se w16cid w16 w16cex w16sdtdh w16sdtfl w16du wp14">
   <w:footnote w:type="separator" w:id="-1">
@@ -991,7 +1112,69 @@
         <w:noProof/>
         <w:color w:val="808080" w:themeColor="background1" w:themeShade="80"/>
       </w:rPr>
-      <w:t>Executive Summary</w:t>
+      <w:t>2</w:t>
+    </w:r>
+    <w:r>
+      <w:rPr>
+        <w:color w:val="808080" w:themeColor="background1" w:themeShade="80"/>
+      </w:rPr>
+      <w:fldChar w:fldCharType="end"/>
+    </w:r>
+    <w:r>
+      <w:rPr>
+        <w:color w:val="808080" w:themeColor="background1" w:themeShade="80"/>
+      </w:rPr>
+      <w:tab/>
+    </w:r>
+    <w:r>
+      <w:rPr>
+        <w:color w:val="808080" w:themeColor="background1" w:themeShade="80"/>
+      </w:rPr>
+      <w:tab/>
+    </w:r>
+    <w:r>
+      <w:rPr>
+        <w:color w:val="808080" w:themeColor="background1" w:themeShade="80"/>
+      </w:rPr>
+      <w:t>Operational Performance Diagnostic</w:t>
+    </w:r>
+  </w:p>
+</w:hdr>
+</file>
+
+<file path=word/header5.xml><?xml version="1.0" encoding="utf-8"?>
+<w:hdr xmlns:wpc="http://schemas.microsoft.com/office/word/2010/wordprocessingCanvas" xmlns:cx="http://schemas.microsoft.com/office/drawing/2014/chartex" xmlns:cx1="http://schemas.microsoft.com/office/drawing/2015/9/8/chartex" xmlns:cx2="http://schemas.microsoft.com/office/drawing/2015/10/21/chartex" xmlns:cx3="http://schemas.microsoft.com/office/drawing/2016/5/9/chartex" xmlns:cx4="http://schemas.microsoft.com/office/drawing/2016/5/10/chartex" xmlns:cx5="http://schemas.microsoft.com/office/drawing/2016/5/11/chartex" xmlns:cx6="http://schemas.microsoft.com/office/drawing/2016/5/12/chartex" xmlns:cx7="http://schemas.microsoft.com/office/drawing/2016/5/13/chartex" xmlns:cx8="http://schemas.microsoft.com/office/drawing/2016/5/14/chartex" xmlns:mc="http://schemas.openxmlformats.org/markup-compatibility/2006" xmlns:aink="http://schemas.microsoft.com/office/drawing/2016/ink" xmlns:am3d="http://schemas.microsoft.com/office/drawing/2017/model3d" xmlns:o="urn:schemas-microsoft-com:office:office" xmlns:oel="http://schemas.microsoft.com/office/2019/extlst" xmlns:r="http://schemas.openxmlformats.org/officeDocument/2006/relationships" xmlns:m="http://schemas.openxmlformats.org/officeDocument/2006/math" xmlns:v="urn:schemas-microsoft-com:vml" xmlns:wp14="http://schemas.microsoft.com/office/word/2010/wordprocessingDrawing" xmlns:wp="http://schemas.openxmlformats.org/drawingml/2006/wordprocessingDrawing" xmlns:w10="urn:schemas-microsoft-com:office:word" xmlns:w="http://schemas.openxmlformats.org/wordprocessingml/2006/main" xmlns:w14="http://schemas.microsoft.com/office/word/2010/wordml" xmlns:w15="http://schemas.microsoft.com/office/word/2012/wordml" xmlns:w16cex="http://schemas.microsoft.com/office/word/2018/wordml/cex" xmlns:w16cid="http://schemas.microsoft.com/office/word/2016/wordml/cid" xmlns:w16="http://schemas.microsoft.com/office/word/2018/wordml" xmlns:w16du="http://schemas.microsoft.com/office/word/2023/wordml/word16du" xmlns:w16sdtdh="http://schemas.microsoft.com/office/word/2020/wordml/sdtdatahash" xmlns:w16sdtfl="http://schemas.microsoft.com/office/word/2024/wordml/sdtformatlock" xmlns:w16se="http://schemas.microsoft.com/office/word/2015/wordml/symex" xmlns:wpg="http://schemas.microsoft.com/office/word/2010/wordprocessingGroup" xmlns:wpi="http://schemas.microsoft.com/office/word/2010/wordprocessingInk" xmlns:wne="http://schemas.microsoft.com/office/word/2006/wordml" xmlns:wps="http://schemas.microsoft.com/office/word/2010/wordprocessingShape" mc:Ignorable="w14 w15 w16se w16cid w16 w16cex w16sdtdh w16sdtfl w16du wp14">
+  <w:p>
+    <w:pPr>
+      <w:pStyle w:val="Header"/>
+      <w:rPr>
+        <w:color w:val="808080" w:themeColor="background1" w:themeShade="80"/>
+      </w:rPr>
+    </w:pPr>
+    <w:r>
+      <w:rPr>
+        <w:color w:val="808080" w:themeColor="background1" w:themeShade="80"/>
+      </w:rPr>
+      <w:fldChar w:fldCharType="begin"/>
+    </w:r>
+    <w:r>
+      <w:rPr>
+        <w:color w:val="808080" w:themeColor="background1" w:themeShade="80"/>
+      </w:rPr>
+      <w:instrText xml:space="preserve"> STYLEREF  "Heading 1,h1,Level 1 Topic Heading,H1"  \* MERGEFORMAT </w:instrText>
+    </w:r>
+    <w:r>
+      <w:rPr>
+        <w:color w:val="808080" w:themeColor="background1" w:themeShade="80"/>
+      </w:rPr>
+      <w:fldChar w:fldCharType="separate"/>
+    </w:r>
+    <w:r>
+      <w:rPr>
+        <w:noProof/>
+        <w:color w:val="808080" w:themeColor="background1" w:themeShade="80"/>
+      </w:rPr>
+      <w:t>???</w:t>
     </w:r>
     <w:r>
       <w:rPr>
@@ -4443,6 +4626,7 @@
   </w:compat>
   <w:rsids>
     <w:rsidRoot w:val="00C40852"/>
+    <w:rsid w:val="00095C65"/>
     <w:rsid w:val="001F0C59"/>
     <w:rsid w:val="002714A6"/>
     <w:rsid w:val="002E79D1"/>
@@ -4470,6 +4654,7 @@
     <w:rsid w:val="00C80FDD"/>
     <w:rsid w:val="00D45064"/>
     <w:rsid w:val="00D538E7"/>
+    <w:rsid w:val="00D76C1D"/>
     <w:rsid w:val="00D900DE"/>
     <w:rsid w:val="00D924DE"/>
     <w:rsid w:val="00DA5A2F"/>

--- a/assets/roadmap_template.docx
+++ b/assets/roadmap_template.docx
@@ -1076,6 +1076,12 @@
         <w:color w:val="808080" w:themeColor="background1" w:themeShade="80"/>
       </w:rPr>
     </w:pPr>
+    <w:r>
+      <w:rPr>
+        <w:color w:val="808080" w:themeColor="background1" w:themeShade="80"/>
+      </w:rPr>
+      <w:t>Table of Contents</w:t>
+    </w:r>
   </w:p>
 </w:hdr>
 </file>
@@ -4633,6 +4639,7 @@
     <w:rsid w:val="002F6AD3"/>
     <w:rsid w:val="003617E9"/>
     <w:rsid w:val="00416F18"/>
+    <w:rsid w:val="0045058F"/>
     <w:rsid w:val="00490059"/>
     <w:rsid w:val="00493C18"/>
     <w:rsid w:val="004A7DD0"/>
@@ -4661,6 +4668,7 @@
     <w:rsid w:val="00DF10AF"/>
     <w:rsid w:val="00E41951"/>
     <w:rsid w:val="00EA1CFA"/>
+    <w:rsid w:val="00EB127C"/>
     <w:rsid w:val="00F00744"/>
     <w:rsid w:val="00F31340"/>
     <w:rsid w:val="00F71D1D"/>

--- a/assets/roadmap_template.docx
+++ b/assets/roadmap_template.docx
@@ -328,7 +328,7 @@
                 <w:docPart w:val="233EE8DC6DF04F278E1721531BF41F73"/>
               </w:placeholder>
               <w:dataBinding w:prefixMappings="xmlns:ns0='http://schemas.microsoft.com/office/2006/coverPageProps' " w:xpath="/ns0:CoverPageProperties[1]/ns0:PublishDate[1]" w:storeItemID="{55AF091B-3C7A-41E3-B477-F2FDAA23CFDA}"/>
-              <w:date w:fullDate="2026-04-03T00:00:00Z">
+              <w:date w:fullDate="2026-04-17T00:00:00Z">
                 <w:dateFormat w:val="M/d/yyyy"/>
                 <w:lid w:val="en-US"/>
                 <w:storeMappedDataAs w:val="dateTime"/>
@@ -345,7 +345,7 @@
                     <w:sz w:val="24"/>
                     <w:szCs w:val="24"/>
                   </w:rPr>
-                  <w:t>4/3/2026</w:t>
+                  <w:t>4/17/2026</w:t>
                 </w:r>
               </w:p>
             </w:sdtContent>
@@ -4632,7 +4632,9 @@
   </w:compat>
   <w:rsids>
     <w:rsidRoot w:val="00C40852"/>
+    <w:rsid w:val="00057855"/>
     <w:rsid w:val="00095C65"/>
+    <w:rsid w:val="001377AE"/>
     <w:rsid w:val="001F0C59"/>
     <w:rsid w:val="002714A6"/>
     <w:rsid w:val="002E79D1"/>
@@ -5445,7 +5447,7 @@
 
 <file path=customXml/item1.xml><?xml version="1.0" encoding="utf-8"?>
 <CoverPageProperties xmlns="http://schemas.microsoft.com/office/2006/coverPageProps">
-  <PublishDate>2026-04-03T00:00:00</PublishDate>
+  <PublishDate>2026-04-17T00:00:00</PublishDate>
   <Abstract/>
   <CompanyAddress/>
   <CompanyPhone/>

--- a/assets/roadmap_template.docx
+++ b/assets/roadmap_template.docx
@@ -169,7 +169,16 @@
                     <w:sz w:val="48"/>
                     <w:szCs w:val="48"/>
                   </w:rPr>
-                  <w:t>Economic Findings &amp; Transformation Roadmap</w:t>
+                  <w:t xml:space="preserve">Economic Findings &amp; </w:t>
+                </w:r>
+                <w:r>
+                  <w:rPr>
+                    <w:rFonts w:eastAsia="Calibri"/>
+                    <w:color w:val="E69138"/>
+                    <w:sz w:val="48"/>
+                    <w:szCs w:val="48"/>
+                  </w:rPr>
+                  <w:t>Executive Actions</w:t>
                 </w:r>
               </w:p>
             </w:tc>
@@ -4637,6 +4646,7 @@
     <w:rsid w:val="001377AE"/>
     <w:rsid w:val="001F0C59"/>
     <w:rsid w:val="002714A6"/>
+    <w:rsid w:val="002C7208"/>
     <w:rsid w:val="002E79D1"/>
     <w:rsid w:val="002F6AD3"/>
     <w:rsid w:val="003617E9"/>
@@ -4658,6 +4668,7 @@
     <w:rsid w:val="00B4740E"/>
     <w:rsid w:val="00B731ED"/>
     <w:rsid w:val="00B808F8"/>
+    <w:rsid w:val="00C009BA"/>
     <w:rsid w:val="00C17C03"/>
     <w:rsid w:val="00C40852"/>
     <w:rsid w:val="00C80FDD"/>

--- a/assets/roadmap_template.docx
+++ b/assets/roadmap_template.docx
@@ -337,7 +337,7 @@
                 <w:docPart w:val="233EE8DC6DF04F278E1721531BF41F73"/>
               </w:placeholder>
               <w:dataBinding w:prefixMappings="xmlns:ns0='http://schemas.microsoft.com/office/2006/coverPageProps' " w:xpath="/ns0:CoverPageProperties[1]/ns0:PublishDate[1]" w:storeItemID="{55AF091B-3C7A-41E3-B477-F2FDAA23CFDA}"/>
-              <w:date w:fullDate="2026-04-17T00:00:00Z">
+              <w:date w:fullDate="2026-06-11T00:00:00Z">
                 <w:dateFormat w:val="M/d/yyyy"/>
                 <w:lid w:val="en-US"/>
                 <w:storeMappedDataAs w:val="dateTime"/>
@@ -354,7 +354,7 @@
                     <w:sz w:val="24"/>
                     <w:szCs w:val="24"/>
                   </w:rPr>
-                  <w:t>4/17/2026</w:t>
+                  <w:t>6/11/2026</w:t>
                 </w:r>
               </w:p>
             </w:sdtContent>
@@ -4646,6 +4646,7 @@
     <w:rsid w:val="001377AE"/>
     <w:rsid w:val="001F0C59"/>
     <w:rsid w:val="002714A6"/>
+    <w:rsid w:val="002A153F"/>
     <w:rsid w:val="002C7208"/>
     <w:rsid w:val="002E79D1"/>
     <w:rsid w:val="002F6AD3"/>
@@ -4673,6 +4674,7 @@
     <w:rsid w:val="00C40852"/>
     <w:rsid w:val="00C80FDD"/>
     <w:rsid w:val="00D45064"/>
+    <w:rsid w:val="00D5346D"/>
     <w:rsid w:val="00D538E7"/>
     <w:rsid w:val="00D76C1D"/>
     <w:rsid w:val="00D900DE"/>
@@ -5458,7 +5460,7 @@
 
 <file path=customXml/item1.xml><?xml version="1.0" encoding="utf-8"?>
 <CoverPageProperties xmlns="http://schemas.microsoft.com/office/2006/coverPageProps">
-  <PublishDate>2026-04-17T00:00:00</PublishDate>
+  <PublishDate>2026-06-11T00:00:00</PublishDate>
   <Abstract/>
   <CompanyAddress/>
   <CompanyPhone/>
